--- a/tillsyn/A 1515-2024 tillsynsbegäran.docx
+++ b/tillsyn/A 1515-2024 tillsynsbegäran.docx
@@ -314,7 +314,7 @@
     <w:r>
       <w:tab/>
       <w:tab/>
-      <w:t>2025-12-19</w:t>
+      <w:t>2025-12-20</w:t>
       <w:br/>
       <w:br/>
     </w:r>

--- a/tillsyn/A 1515-2024 tillsynsbegäran.docx
+++ b/tillsyn/A 1515-2024 tillsynsbegäran.docx
@@ -314,7 +314,7 @@
     <w:r>
       <w:tab/>
       <w:tab/>
-      <w:t>2025-12-20</w:t>
+      <w:t>2025-12-21</w:t>
       <w:br/>
       <w:br/>
     </w:r>

--- a/tillsyn/A 1515-2024 tillsynsbegäran.docx
+++ b/tillsyn/A 1515-2024 tillsynsbegäran.docx
@@ -314,7 +314,7 @@
     <w:r>
       <w:tab/>
       <w:tab/>
-      <w:t>2025-12-21</w:t>
+      <w:t>2025-12-22</w:t>
       <w:br/>
       <w:br/>
     </w:r>

--- a/tillsyn/A 1515-2024 tillsynsbegäran.docx
+++ b/tillsyn/A 1515-2024 tillsynsbegäran.docx
@@ -314,7 +314,7 @@
     <w:r>
       <w:tab/>
       <w:tab/>
-      <w:t>2025-12-22</w:t>
+      <w:t>2025-12-26</w:t>
       <w:br/>
       <w:br/>
     </w:r>

--- a/tillsyn/A 1515-2024 tillsynsbegäran.docx
+++ b/tillsyn/A 1515-2024 tillsynsbegäran.docx
@@ -314,7 +314,7 @@
     <w:r>
       <w:tab/>
       <w:tab/>
-      <w:t>2025-12-26</w:t>
+      <w:t>2025-12-28</w:t>
       <w:br/>
       <w:br/>
     </w:r>

--- a/tillsyn/A 1515-2024 tillsynsbegäran.docx
+++ b/tillsyn/A 1515-2024 tillsynsbegäran.docx
@@ -314,7 +314,7 @@
     <w:r>
       <w:tab/>
       <w:tab/>
-      <w:t>2025-12-28</w:t>
+      <w:t>2025-12-29</w:t>
       <w:br/>
       <w:br/>
     </w:r>

--- a/tillsyn/A 1515-2024 tillsynsbegäran.docx
+++ b/tillsyn/A 1515-2024 tillsynsbegäran.docx
@@ -314,7 +314,7 @@
     <w:r>
       <w:tab/>
       <w:tab/>
-      <w:t>2025-12-29</w:t>
+      <w:t>2025-12-30</w:t>
       <w:br/>
       <w:br/>
     </w:r>

--- a/tillsyn/A 1515-2024 tillsynsbegäran.docx
+++ b/tillsyn/A 1515-2024 tillsynsbegäran.docx
@@ -314,7 +314,7 @@
     <w:r>
       <w:tab/>
       <w:tab/>
-      <w:t>2025-12-30</w:t>
+      <w:t>2025-12-31</w:t>
       <w:br/>
       <w:br/>
     </w:r>

--- a/tillsyn/A 1515-2024 tillsynsbegäran.docx
+++ b/tillsyn/A 1515-2024 tillsynsbegäran.docx
@@ -314,7 +314,7 @@
     <w:r>
       <w:tab/>
       <w:tab/>
-      <w:t>2025-12-31</w:t>
+      <w:t>2026-01-03</w:t>
       <w:br/>
       <w:br/>
     </w:r>

--- a/tillsyn/A 1515-2024 tillsynsbegäran.docx
+++ b/tillsyn/A 1515-2024 tillsynsbegäran.docx
@@ -314,7 +314,7 @@
     <w:r>
       <w:tab/>
       <w:tab/>
-      <w:t>2026-01-07</w:t>
+      <w:t>2026-01-08</w:t>
       <w:br/>
       <w:br/>
     </w:r>

--- a/tillsyn/A 1515-2024 tillsynsbegäran.docx
+++ b/tillsyn/A 1515-2024 tillsynsbegäran.docx
@@ -314,7 +314,7 @@
     <w:r>
       <w:tab/>
       <w:tab/>
-      <w:t>2026-01-08</w:t>
+      <w:t>2026-01-09</w:t>
       <w:br/>
       <w:br/>
     </w:r>

--- a/tillsyn/A 1515-2024 tillsynsbegäran.docx
+++ b/tillsyn/A 1515-2024 tillsynsbegäran.docx
@@ -314,7 +314,7 @@
     <w:r>
       <w:tab/>
       <w:tab/>
-      <w:t>2026-01-09</w:t>
+      <w:t>2026-01-10</w:t>
       <w:br/>
       <w:br/>
     </w:r>

--- a/tillsyn/A 1515-2024 tillsynsbegäran.docx
+++ b/tillsyn/A 1515-2024 tillsynsbegäran.docx
@@ -314,7 +314,7 @@
     <w:r>
       <w:tab/>
       <w:tab/>
-      <w:t>2026-01-10</w:t>
+      <w:t>2026-01-11</w:t>
       <w:br/>
       <w:br/>
     </w:r>

--- a/tillsyn/A 1515-2024 tillsynsbegäran.docx
+++ b/tillsyn/A 1515-2024 tillsynsbegäran.docx
@@ -314,7 +314,7 @@
     <w:r>
       <w:tab/>
       <w:tab/>
-      <w:t>2026-01-11</w:t>
+      <w:t>2026-01-12</w:t>
       <w:br/>
       <w:br/>
     </w:r>

--- a/tillsyn/A 1515-2024 tillsynsbegäran.docx
+++ b/tillsyn/A 1515-2024 tillsynsbegäran.docx
@@ -314,7 +314,7 @@
     <w:r>
       <w:tab/>
       <w:tab/>
-      <w:t>2026-01-12</w:t>
+      <w:t>2026-01-13</w:t>
       <w:br/>
       <w:br/>
     </w:r>

--- a/tillsyn/A 1515-2024 tillsynsbegäran.docx
+++ b/tillsyn/A 1515-2024 tillsynsbegäran.docx
@@ -314,7 +314,7 @@
     <w:r>
       <w:tab/>
       <w:tab/>
-      <w:t>2026-01-13</w:t>
+      <w:t>2026-01-14</w:t>
       <w:br/>
       <w:br/>
     </w:r>

--- a/tillsyn/A 1515-2024 tillsynsbegäran.docx
+++ b/tillsyn/A 1515-2024 tillsynsbegäran.docx
@@ -314,7 +314,7 @@
     <w:r>
       <w:tab/>
       <w:tab/>
-      <w:t>2026-01-14</w:t>
+      <w:t>2026-01-15</w:t>
       <w:br/>
       <w:br/>
     </w:r>

--- a/tillsyn/A 1515-2024 tillsynsbegäran.docx
+++ b/tillsyn/A 1515-2024 tillsynsbegäran.docx
@@ -314,7 +314,7 @@
     <w:r>
       <w:tab/>
       <w:tab/>
-      <w:t>2026-01-15</w:t>
+      <w:t>2026-01-16</w:t>
       <w:br/>
       <w:br/>
     </w:r>

--- a/tillsyn/A 1515-2024 tillsynsbegäran.docx
+++ b/tillsyn/A 1515-2024 tillsynsbegäran.docx
@@ -314,7 +314,7 @@
     <w:r>
       <w:tab/>
       <w:tab/>
-      <w:t>2026-01-16</w:t>
+      <w:t>2026-01-17</w:t>
       <w:br/>
       <w:br/>
     </w:r>

--- a/tillsyn/A 1515-2024 tillsynsbegäran.docx
+++ b/tillsyn/A 1515-2024 tillsynsbegäran.docx
@@ -314,7 +314,7 @@
     <w:r>
       <w:tab/>
       <w:tab/>
-      <w:t>2026-01-17</w:t>
+      <w:t>2026-01-18</w:t>
       <w:br/>
       <w:br/>
     </w:r>

--- a/tillsyn/A 1515-2024 tillsynsbegäran.docx
+++ b/tillsyn/A 1515-2024 tillsynsbegäran.docx
@@ -314,7 +314,7 @@
     <w:r>
       <w:tab/>
       <w:tab/>
-      <w:t>2026-01-18</w:t>
+      <w:t>2026-01-19</w:t>
       <w:br/>
       <w:br/>
     </w:r>

--- a/tillsyn/A 1515-2024 tillsynsbegäran.docx
+++ b/tillsyn/A 1515-2024 tillsynsbegäran.docx
@@ -314,7 +314,7 @@
     <w:r>
       <w:tab/>
       <w:tab/>
-      <w:t>2026-01-19</w:t>
+      <w:t>2026-01-20</w:t>
       <w:br/>
       <w:br/>
     </w:r>

--- a/tillsyn/A 1515-2024 tillsynsbegäran.docx
+++ b/tillsyn/A 1515-2024 tillsynsbegäran.docx
@@ -314,7 +314,7 @@
     <w:r>
       <w:tab/>
       <w:tab/>
-      <w:t>2026-01-20</w:t>
+      <w:t>2026-01-21</w:t>
       <w:br/>
       <w:br/>
     </w:r>

--- a/tillsyn/A 1515-2024 tillsynsbegäran.docx
+++ b/tillsyn/A 1515-2024 tillsynsbegäran.docx
@@ -314,7 +314,7 @@
     <w:r>
       <w:tab/>
       <w:tab/>
-      <w:t>2026-01-21</w:t>
+      <w:t>2026-01-23</w:t>
       <w:br/>
       <w:br/>
     </w:r>

--- a/tillsyn/A 1515-2024 tillsynsbegäran.docx
+++ b/tillsyn/A 1515-2024 tillsynsbegäran.docx
@@ -314,7 +314,7 @@
     <w:r>
       <w:tab/>
       <w:tab/>
-      <w:t>2026-01-23</w:t>
+      <w:t>2026-01-24</w:t>
       <w:br/>
       <w:br/>
     </w:r>

--- a/tillsyn/A 1515-2024 tillsynsbegäran.docx
+++ b/tillsyn/A 1515-2024 tillsynsbegäran.docx
@@ -314,7 +314,7 @@
     <w:r>
       <w:tab/>
       <w:tab/>
-      <w:t>2026-01-24</w:t>
+      <w:t>2026-01-25</w:t>
       <w:br/>
       <w:br/>
     </w:r>

--- a/tillsyn/A 1515-2024 tillsynsbegäran.docx
+++ b/tillsyn/A 1515-2024 tillsynsbegäran.docx
@@ -314,7 +314,7 @@
     <w:r>
       <w:tab/>
       <w:tab/>
-      <w:t>2026-01-25</w:t>
+      <w:t>2026-01-26</w:t>
       <w:br/>
       <w:br/>
     </w:r>

--- a/tillsyn/A 1515-2024 tillsynsbegäran.docx
+++ b/tillsyn/A 1515-2024 tillsynsbegäran.docx
@@ -314,7 +314,7 @@
     <w:r>
       <w:tab/>
       <w:tab/>
-      <w:t>2026-01-26</w:t>
+      <w:t>2026-01-27</w:t>
       <w:br/>
       <w:br/>
     </w:r>

--- a/tillsyn/A 1515-2024 tillsynsbegäran.docx
+++ b/tillsyn/A 1515-2024 tillsynsbegäran.docx
@@ -314,7 +314,7 @@
     <w:r>
       <w:tab/>
       <w:tab/>
-      <w:t>2026-01-27</w:t>
+      <w:t>2026-01-28</w:t>
       <w:br/>
       <w:br/>
     </w:r>

--- a/tillsyn/A 1515-2024 tillsynsbegäran.docx
+++ b/tillsyn/A 1515-2024 tillsynsbegäran.docx
@@ -350,7 +350,7 @@
     <w:r>
       <w:tab/>
       <w:tab/>
-      <w:t>2026-03-01</w:t>
+      <w:t>2026-03-02</w:t>
       <w:br/>
       <w:br/>
     </w:r>

--- a/tillsyn/A 1515-2024 tillsynsbegäran.docx
+++ b/tillsyn/A 1515-2024 tillsynsbegäran.docx
@@ -350,7 +350,7 @@
     <w:r>
       <w:tab/>
       <w:tab/>
-      <w:t>2026-03-02</w:t>
+      <w:t>2026-03-03</w:t>
       <w:br/>
       <w:br/>
     </w:r>

--- a/tillsyn/A 1515-2024 tillsynsbegäran.docx
+++ b/tillsyn/A 1515-2024 tillsynsbegäran.docx
@@ -350,7 +350,7 @@
     <w:r>
       <w:tab/>
       <w:tab/>
-      <w:t>2026-03-03</w:t>
+      <w:t>2026-03-04</w:t>
       <w:br/>
       <w:br/>
     </w:r>

--- a/tillsyn/A 1515-2024 tillsynsbegäran.docx
+++ b/tillsyn/A 1515-2024 tillsynsbegäran.docx
@@ -350,7 +350,7 @@
     <w:r>
       <w:tab/>
       <w:tab/>
-      <w:t>2026-03-04</w:t>
+      <w:t>2026-03-05</w:t>
       <w:br/>
       <w:br/>
     </w:r>

--- a/tillsyn/A 1515-2024 tillsynsbegäran.docx
+++ b/tillsyn/A 1515-2024 tillsynsbegäran.docx
@@ -350,7 +350,7 @@
     <w:r>
       <w:tab/>
       <w:tab/>
-      <w:t>2026-03-05</w:t>
+      <w:t>2026-03-06</w:t>
       <w:br/>
       <w:br/>
     </w:r>

--- a/tillsyn/A 1515-2024 tillsynsbegäran.docx
+++ b/tillsyn/A 1515-2024 tillsynsbegäran.docx
@@ -350,7 +350,7 @@
     <w:r>
       <w:tab/>
       <w:tab/>
-      <w:t>2026-03-06</w:t>
+      <w:t>2026-03-07</w:t>
       <w:br/>
       <w:br/>
     </w:r>

--- a/tillsyn/A 1515-2024 tillsynsbegäran.docx
+++ b/tillsyn/A 1515-2024 tillsynsbegäran.docx
@@ -350,7 +350,7 @@
     <w:r>
       <w:tab/>
       <w:tab/>
-      <w:t>2026-03-07</w:t>
+      <w:t>2026-03-08</w:t>
       <w:br/>
       <w:br/>
     </w:r>

--- a/tillsyn/A 1515-2024 tillsynsbegäran.docx
+++ b/tillsyn/A 1515-2024 tillsynsbegäran.docx
@@ -350,7 +350,7 @@
     <w:r>
       <w:tab/>
       <w:tab/>
-      <w:t>2026-03-08</w:t>
+      <w:t>2026-03-09</w:t>
       <w:br/>
       <w:br/>
     </w:r>

--- a/tillsyn/A 1515-2024 tillsynsbegäran.docx
+++ b/tillsyn/A 1515-2024 tillsynsbegäran.docx
@@ -350,7 +350,7 @@
     <w:r>
       <w:tab/>
       <w:tab/>
-      <w:t>2026-03-09</w:t>
+      <w:t>2026-03-10</w:t>
       <w:br/>
       <w:br/>
     </w:r>

--- a/tillsyn/A 1515-2024 tillsynsbegäran.docx
+++ b/tillsyn/A 1515-2024 tillsynsbegäran.docx
@@ -125,7 +125,7 @@
         <w:t>Spillkråka (NT, §4)</w:t>
       </w:r>
       <w:r>
-        <w:t xml:space="preserve"> är rödlistad som nära hotad och ingår i bilaga 1 i EU:s fågeldirektiv. Den minskar i population på grund av minskad tillgång på lämpliga bo- och födoträd och minskad födotillgång. Spillkråkans minskningstakt har uppgått till 19 (24–10) % under de senaste 15 åren. Minskningstakten för den svenska populationen bedöms vara nära gränsvärdet för Sårbar (VU) (A2bc). Skogsbruk med korta omloppstider och täta, homogena ungskogar utgör det största hotet. Spillkråka är typisk art för </w:t>
+        <w:t xml:space="preserve"> är rödlistad som nära hotad och ingår i bilaga 1 i EU:s fågeldirektiv. Den minskar i population på grund av minskad tillgång på lämpliga bo- och födoträd och minskad födotillgång. Spillkråkans minskningstakt har uppgått till 19 (24–10) % under de senaste 15 åren och bedöms vara nära gränsvärdet för Sårbar (VU) (A2bc). Spillkråka är en nyckelart i skogliga miljöer vars övergivna bohål utnyttjas av flera andra hålhäckande fågelarter och fladdermöss. Den behöver grova träd, främst tall, asp och bok som boträd. Skogsbruk med korta omloppstider och täta, homogena ungskogar utgör det största hotet. Spillkråka är typisk art för </w:t>
       </w:r>
       <w:r>
         <w:rPr>
@@ -143,7 +143,7 @@
         <w:t xml:space="preserve"> 9740 Skogsbevuxen myr </w:t>
       </w:r>
       <w:r>
-        <w:t>(SLU Artdatabanken, 2023).</w:t>
+        <w:t>(SLU Artdatabanken, 2025; Skogsstyrelsen 2016).</w:t>
       </w:r>
     </w:p>
     <w:p>
@@ -192,7 +192,7 @@
         <w:t xml:space="preserve"> 9740 Skogsbevuxen myr</w:t>
       </w:r>
       <w:r>
-        <w:t xml:space="preserve"> och ingår i bilaga 1 i EU:s fågeldirektiv. Spillkråka lever i både barr- och blandskog liksom i ren lövskog. De tätaste populationerna tenderar att finnas i äldre, variationsrik blandskog med gott om död ved och gamla träd.</w:t>
+        <w:t xml:space="preserve"> och ingår i bilaga 1 i EU:s fågeldirektiv. Spillkråka lever i både barr- och blandskog liksom i ren lövskog. De tätaste populationerna tenderar att finnas i äldre, variationsrik blandskog med gott om död ved och gamla träd. Spillkråka är en nyckelart i skogliga miljöer vars övergivna bohål utnyttjas av flera andra hålhäckande fågelarter och fladdermöss (SLU Artdatabanken, 2023; Skogsstyrelsen 2016).</w:t>
       </w:r>
     </w:p>
     <w:p>
@@ -210,7 +210,21 @@
     </w:p>
     <w:p>
       <w:r>
-        <w:t xml:space="preserve">SLU Artdatabanken, 2021. </w:t>
+        <w:t xml:space="preserve">Skogsstyrelsen, 2016. </w:t>
+      </w:r>
+      <w:r>
+        <w:rPr>
+          <w:i/>
+        </w:rPr>
+        <w:t xml:space="preserve">Vägledning för hänsyn till spillkråka. </w:t>
+      </w:r>
+      <w:r>
+        <w:t>Vägledningar och kunskapsstöd artskydd – Skogsstyrelsen.</w:t>
+      </w:r>
+    </w:p>
+    <w:p>
+      <w:r>
+        <w:t xml:space="preserve">SLU Artdatabanken, 2023. </w:t>
       </w:r>
       <w:r>
         <w:rPr>
@@ -350,7 +364,7 @@
     <w:r>
       <w:tab/>
       <w:tab/>
-      <w:t>2026-03-10</w:t>
+      <w:t>2026-03-11</w:t>
       <w:br/>
       <w:br/>
     </w:r>

--- a/tillsyn/A 1515-2024 tillsynsbegäran.docx
+++ b/tillsyn/A 1515-2024 tillsynsbegäran.docx
@@ -364,7 +364,7 @@
     <w:r>
       <w:tab/>
       <w:tab/>
-      <w:t>2026-03-11</w:t>
+      <w:t>2026-03-12</w:t>
       <w:br/>
       <w:br/>
     </w:r>

--- a/tillsyn/A 1515-2024 tillsynsbegäran.docx
+++ b/tillsyn/A 1515-2024 tillsynsbegäran.docx
@@ -364,7 +364,7 @@
     <w:r>
       <w:tab/>
       <w:tab/>
-      <w:t>2026-03-12</w:t>
+      <w:t>2026-03-13</w:t>
       <w:br/>
       <w:br/>
     </w:r>

--- a/tillsyn/A 1515-2024 tillsynsbegäran.docx
+++ b/tillsyn/A 1515-2024 tillsynsbegäran.docx
@@ -364,7 +364,7 @@
     <w:r>
       <w:tab/>
       <w:tab/>
-      <w:t>2026-03-13</w:t>
+      <w:t>2026-03-16</w:t>
       <w:br/>
       <w:br/>
     </w:r>

--- a/tillsyn/A 1515-2024 tillsynsbegäran.docx
+++ b/tillsyn/A 1515-2024 tillsynsbegäran.docx
@@ -364,7 +364,7 @@
     <w:r>
       <w:tab/>
       <w:tab/>
-      <w:t>2026-03-16</w:t>
+      <w:t>2026-03-17</w:t>
       <w:br/>
       <w:br/>
     </w:r>

--- a/tillsyn/A 1515-2024 tillsynsbegäran.docx
+++ b/tillsyn/A 1515-2024 tillsynsbegäran.docx
@@ -364,7 +364,7 @@
     <w:r>
       <w:tab/>
       <w:tab/>
-      <w:t>2026-03-17</w:t>
+      <w:t>2026-03-18</w:t>
       <w:br/>
       <w:br/>
     </w:r>

--- a/tillsyn/A 1515-2024 tillsynsbegäran.docx
+++ b/tillsyn/A 1515-2024 tillsynsbegäran.docx
@@ -364,7 +364,7 @@
     <w:r>
       <w:tab/>
       <w:tab/>
-      <w:t>2026-03-18</w:t>
+      <w:t>2026-03-19</w:t>
       <w:br/>
       <w:br/>
     </w:r>

--- a/tillsyn/A 1515-2024 tillsynsbegäran.docx
+++ b/tillsyn/A 1515-2024 tillsynsbegäran.docx
@@ -364,7 +364,7 @@
     <w:r>
       <w:tab/>
       <w:tab/>
-      <w:t>2026-03-19</w:t>
+      <w:t>2026-03-20</w:t>
       <w:br/>
       <w:br/>
     </w:r>

--- a/tillsyn/A 1515-2024 tillsynsbegäran.docx
+++ b/tillsyn/A 1515-2024 tillsynsbegäran.docx
@@ -364,7 +364,7 @@
     <w:r>
       <w:tab/>
       <w:tab/>
-      <w:t>2026-03-20</w:t>
+      <w:t>2026-03-21</w:t>
       <w:br/>
       <w:br/>
     </w:r>

--- a/tillsyn/A 1515-2024 tillsynsbegäran.docx
+++ b/tillsyn/A 1515-2024 tillsynsbegäran.docx
@@ -364,7 +364,7 @@
     <w:r>
       <w:tab/>
       <w:tab/>
-      <w:t>2026-03-21</w:t>
+      <w:t>2026-03-22</w:t>
       <w:br/>
       <w:br/>
     </w:r>

--- a/tillsyn/A 1515-2024 tillsynsbegäran.docx
+++ b/tillsyn/A 1515-2024 tillsynsbegäran.docx
@@ -364,7 +364,7 @@
     <w:r>
       <w:tab/>
       <w:tab/>
-      <w:t>2026-03-22</w:t>
+      <w:t>2026-03-23</w:t>
       <w:br/>
       <w:br/>
     </w:r>

--- a/tillsyn/A 1515-2024 tillsynsbegäran.docx
+++ b/tillsyn/A 1515-2024 tillsynsbegäran.docx
@@ -364,7 +364,7 @@
     <w:r>
       <w:tab/>
       <w:tab/>
-      <w:t>2026-03-23</w:t>
+      <w:t>2026-03-24</w:t>
       <w:br/>
       <w:br/>
     </w:r>

--- a/tillsyn/A 1515-2024 tillsynsbegäran.docx
+++ b/tillsyn/A 1515-2024 tillsynsbegäran.docx
@@ -364,7 +364,7 @@
     <w:r>
       <w:tab/>
       <w:tab/>
-      <w:t>2026-03-24</w:t>
+      <w:t>2026-03-25</w:t>
       <w:br/>
       <w:br/>
     </w:r>

--- a/tillsyn/A 1515-2024 tillsynsbegäran.docx
+++ b/tillsyn/A 1515-2024 tillsynsbegäran.docx
@@ -364,7 +364,7 @@
     <w:r>
       <w:tab/>
       <w:tab/>
-      <w:t>2026-03-25</w:t>
+      <w:t>2026-03-26</w:t>
       <w:br/>
       <w:br/>
     </w:r>

--- a/tillsyn/A 1515-2024 tillsynsbegäran.docx
+++ b/tillsyn/A 1515-2024 tillsynsbegäran.docx
@@ -364,7 +364,7 @@
     <w:r>
       <w:tab/>
       <w:tab/>
-      <w:t>2026-03-26</w:t>
+      <w:t>2026-03-27</w:t>
       <w:br/>
       <w:br/>
     </w:r>

--- a/tillsyn/A 1515-2024 tillsynsbegäran.docx
+++ b/tillsyn/A 1515-2024 tillsynsbegäran.docx
@@ -364,7 +364,7 @@
     <w:r>
       <w:tab/>
       <w:tab/>
-      <w:t>2026-03-27</w:t>
+      <w:t>2026-03-28</w:t>
       <w:br/>
       <w:br/>
     </w:r>

--- a/tillsyn/A 1515-2024 tillsynsbegäran.docx
+++ b/tillsyn/A 1515-2024 tillsynsbegäran.docx
@@ -364,7 +364,7 @@
     <w:r>
       <w:tab/>
       <w:tab/>
-      <w:t>2026-03-28</w:t>
+      <w:t>2026-03-29</w:t>
       <w:br/>
       <w:br/>
     </w:r>

--- a/tillsyn/A 1515-2024 tillsynsbegäran.docx
+++ b/tillsyn/A 1515-2024 tillsynsbegäran.docx
@@ -364,7 +364,7 @@
     <w:r>
       <w:tab/>
       <w:tab/>
-      <w:t>2026-03-29</w:t>
+      <w:t>2026-03-30</w:t>
       <w:br/>
       <w:br/>
     </w:r>

--- a/tillsyn/A 1515-2024 tillsynsbegäran.docx
+++ b/tillsyn/A 1515-2024 tillsynsbegäran.docx
@@ -364,7 +364,7 @@
     <w:r>
       <w:tab/>
       <w:tab/>
-      <w:t>2026-03-30</w:t>
+      <w:t>2026-03-31</w:t>
       <w:br/>
       <w:br/>
     </w:r>

--- a/tillsyn/A 1515-2024 tillsynsbegäran.docx
+++ b/tillsyn/A 1515-2024 tillsynsbegäran.docx
@@ -364,7 +364,7 @@
     <w:r>
       <w:tab/>
       <w:tab/>
-      <w:t>2026-03-31</w:t>
+      <w:t>2026-04-01</w:t>
       <w:br/>
       <w:br/>
     </w:r>

--- a/tillsyn/A 1515-2024 tillsynsbegäran.docx
+++ b/tillsyn/A 1515-2024 tillsynsbegäran.docx
@@ -364,7 +364,7 @@
     <w:r>
       <w:tab/>
       <w:tab/>
-      <w:t>2026-04-01</w:t>
+      <w:t>2026-04-02</w:t>
       <w:br/>
       <w:br/>
     </w:r>

--- a/tillsyn/A 1515-2024 tillsynsbegäran.docx
+++ b/tillsyn/A 1515-2024 tillsynsbegäran.docx
@@ -364,7 +364,7 @@
     <w:r>
       <w:tab/>
       <w:tab/>
-      <w:t>2026-04-02</w:t>
+      <w:t>2026-04-03</w:t>
       <w:br/>
       <w:br/>
     </w:r>

--- a/tillsyn/A 1515-2024 tillsynsbegäran.docx
+++ b/tillsyn/A 1515-2024 tillsynsbegäran.docx
@@ -364,7 +364,7 @@
     <w:r>
       <w:tab/>
       <w:tab/>
-      <w:t>2026-04-03</w:t>
+      <w:t>2026-04-04</w:t>
       <w:br/>
       <w:br/>
     </w:r>

--- a/tillsyn/A 1515-2024 tillsynsbegäran.docx
+++ b/tillsyn/A 1515-2024 tillsynsbegäran.docx
@@ -364,7 +364,7 @@
     <w:r>
       <w:tab/>
       <w:tab/>
-      <w:t>2026-04-04</w:t>
+      <w:t>2026-04-05</w:t>
       <w:br/>
       <w:br/>
     </w:r>

--- a/tillsyn/A 1515-2024 tillsynsbegäran.docx
+++ b/tillsyn/A 1515-2024 tillsynsbegäran.docx
@@ -364,7 +364,7 @@
     <w:r>
       <w:tab/>
       <w:tab/>
-      <w:t>2026-04-05</w:t>
+      <w:t>2026-04-06</w:t>
       <w:br/>
       <w:br/>
     </w:r>

--- a/tillsyn/A 1515-2024 tillsynsbegäran.docx
+++ b/tillsyn/A 1515-2024 tillsynsbegäran.docx
@@ -122,10 +122,10 @@
         <w:rPr>
           <w:b/>
         </w:rPr>
-        <w:t>Spillkråka (NT, §4)</w:t>
+        <w:t>Spillkråka (§4)</w:t>
       </w:r>
       <w:r>
-        <w:t xml:space="preserve"> är rödlistad som nära hotad och ingår i bilaga 1 i EU:s fågeldirektiv. Den minskar i population på grund av minskad tillgång på lämpliga bo- och födoträd och minskad födotillgång. Spillkråkans minskningstakt har uppgått till 19 (24–10) % under de senaste 15 åren och bedöms vara nära gränsvärdet för Sårbar (VU) (A2bc). Spillkråka är en nyckelart i skogliga miljöer vars övergivna bohål utnyttjas av flera andra hålhäckande fågelarter och fladdermöss. Den behöver grova träd, främst tall, asp och bok som boträd. Skogsbruk med korta omloppstider och täta, homogena ungskogar utgör det största hotet. Spillkråka är typisk art för </w:t>
+        <w:t xml:space="preserve"> omfattas av bilaga 1 i EU:s fågeldirektiv och är typisk art för </w:t>
       </w:r>
       <w:r>
         <w:rPr>
@@ -140,10 +140,10 @@
         <w:rPr>
           <w:i/>
         </w:rPr>
-        <w:t xml:space="preserve"> 9740 Skogsbevuxen myr </w:t>
+        <w:t xml:space="preserve"> 9740 Skogsbevuxen myr</w:t>
       </w:r>
       <w:r>
-        <w:t>(SLU Artdatabanken, 2025; Skogsstyrelsen 2016).</w:t>
+        <w:t>. Den behöver grova träd, främst tall, asp och bok som boträd. Skogsbruk med korta omloppstider och täta, homogena ungskogar utgör det största hotet. Spillkråka är en nyckelart i skogliga miljöer vars övergivna bohål utnyttjas av flera andra hålhäckande fågelarter och fladdermöss, däribland pärluggla (EN, §4), knipa (§4), salskrake (§4) och skogsduva (§4). Hökuggla (VU, §4) och slaguggla (§4) häckar ofta i högstubbar som brutits av i höjd med ett gammalt spillkråkebo (SLU Artdatabanken, 2026; Skogsstyrelsen, 2016).</w:t>
       </w:r>
     </w:p>
     <w:p>
@@ -174,7 +174,7 @@
     </w:p>
     <w:p>
       <w:r>
-        <w:t xml:space="preserve">Spillkråka (NT) är rödlistad som nära hotad, fridlyst enligt §4 Artskyddsförordningen, typisk art för </w:t>
+        <w:t xml:space="preserve">Spillkråka (§4) ingår i bilaga 1 EU:s fågeldirektiv och är typisk art för </w:t>
       </w:r>
       <w:r>
         <w:rPr>
@@ -192,12 +192,12 @@
         <w:t xml:space="preserve"> 9740 Skogsbevuxen myr</w:t>
       </w:r>
       <w:r>
-        <w:t xml:space="preserve"> och ingår i bilaga 1 i EU:s fågeldirektiv. Spillkråka lever i både barr- och blandskog liksom i ren lövskog. De tätaste populationerna tenderar att finnas i äldre, variationsrik blandskog med gott om död ved och gamla träd. Spillkråka är en nyckelart i skogliga miljöer vars övergivna bohål utnyttjas av flera andra hålhäckande fågelarter och fladdermöss (SLU Artdatabanken, 2023; Skogsstyrelsen 2016).</w:t>
+        <w:t>. Den lever i både barr- och blandskog liksom i ren lövskog. De tätaste populationerna tenderar att finnas i äldre, variationsrik blandskog med gott om död ved och gamla träd. Varje par utnyttjar 400–1000 hektar skog beroende på skogens kvalitet. Skogsbruk med korta omloppstider och täta, homogena ungskogar utgör det största hotet (SLU Artdatabanken, 2026).</w:t>
       </w:r>
     </w:p>
     <w:p>
       <w:r>
-        <w:t>Varje par utnyttjar 400–1000 hektar skog beroende på skogens kvalitet. En minskning av populationen pågår på grund av minskad tillgång på lämpliga bo- och födoträd och minskad födotillgång. Spillkråkans minskningstakt har uppgått till 19 (24–10) % under de senaste 15 åren. Minskningstakten för den svenska populationen bedöms vara nära gränsvärdet för Sårbar (VU) (A2bc). Skogsbruk med korta omloppstider och täta, homogena ungskogar utgör det största hotet (SLU Artdatabanken 2023).</w:t>
+        <w:t>Spillkråka är en nyckelart i skogliga miljöer vars övergivna bohål utnyttjas av flera andra hålhäckande fågelarter och fladdermöss, däribland pärluggla (EN, §4), knipa (§4), salskrake (§4) och skogsduva (§4). Hökuggla (VU, §4) och slaguggla (§4) häckar ofta i högstubbar som brutits av i höjd med ett gammalt spillkråkebo (Skogsstyrelsen, 2016).</w:t>
       </w:r>
     </w:p>
     <w:p>
@@ -224,7 +224,7 @@
     </w:p>
     <w:p>
       <w:r>
-        <w:t xml:space="preserve">SLU Artdatabanken, 2023. </w:t>
+        <w:t xml:space="preserve">SLU Artdatabanken, 2026. </w:t>
       </w:r>
       <w:r>
         <w:rPr>
@@ -233,7 +233,7 @@
         <w:t xml:space="preserve">Artfaktablad. Naturvård – artfakta. </w:t>
       </w:r>
       <w:r>
-        <w:t>SLU Artdatabanken, Uppsala</w:t>
+        <w:t>SLU Artdatabanken, Uppsala.</w:t>
       </w:r>
     </w:p>
     <w:sectPr>
@@ -364,7 +364,7 @@
     <w:r>
       <w:tab/>
       <w:tab/>
-      <w:t>2026-04-06</w:t>
+      <w:t>2026-04-07</w:t>
       <w:br/>
       <w:br/>
     </w:r>

--- a/tillsyn/A 1515-2024 tillsynsbegäran.docx
+++ b/tillsyn/A 1515-2024 tillsynsbegäran.docx
@@ -364,7 +364,7 @@
     <w:r>
       <w:tab/>
       <w:tab/>
-      <w:t>2026-04-07</w:t>
+      <w:t>2026-04-08</w:t>
       <w:br/>
       <w:br/>
     </w:r>

--- a/tillsyn/A 1515-2024 tillsynsbegäran.docx
+++ b/tillsyn/A 1515-2024 tillsynsbegäran.docx
@@ -364,7 +364,7 @@
     <w:r>
       <w:tab/>
       <w:tab/>
-      <w:t>2026-04-08</w:t>
+      <w:t>2026-04-09</w:t>
       <w:br/>
       <w:br/>
     </w:r>

--- a/tillsyn/A 1515-2024 tillsynsbegäran.docx
+++ b/tillsyn/A 1515-2024 tillsynsbegäran.docx
@@ -364,7 +364,7 @@
     <w:r>
       <w:tab/>
       <w:tab/>
-      <w:t>2026-04-09</w:t>
+      <w:t>2026-04-10</w:t>
       <w:br/>
       <w:br/>
     </w:r>

--- a/tillsyn/A 1515-2024 tillsynsbegäran.docx
+++ b/tillsyn/A 1515-2024 tillsynsbegäran.docx
@@ -364,7 +364,7 @@
     <w:r>
       <w:tab/>
       <w:tab/>
-      <w:t>2026-04-10</w:t>
+      <w:t>2026-04-11</w:t>
       <w:br/>
       <w:br/>
     </w:r>

--- a/tillsyn/A 1515-2024 tillsynsbegäran.docx
+++ b/tillsyn/A 1515-2024 tillsynsbegäran.docx
@@ -364,7 +364,7 @@
     <w:r>
       <w:tab/>
       <w:tab/>
-      <w:t>2026-04-11</w:t>
+      <w:t>2026-04-12</w:t>
       <w:br/>
       <w:br/>
     </w:r>

--- a/tillsyn/A 1515-2024 tillsynsbegäran.docx
+++ b/tillsyn/A 1515-2024 tillsynsbegäran.docx
@@ -364,7 +364,7 @@
     <w:r>
       <w:tab/>
       <w:tab/>
-      <w:t>2026-04-14</w:t>
+      <w:t>2026-04-15</w:t>
       <w:br/>
       <w:br/>
     </w:r>

--- a/tillsyn/A 1515-2024 tillsynsbegäran.docx
+++ b/tillsyn/A 1515-2024 tillsynsbegäran.docx
@@ -364,7 +364,7 @@
     <w:r>
       <w:tab/>
       <w:tab/>
-      <w:t>2026-04-15</w:t>
+      <w:t>2026-04-16</w:t>
       <w:br/>
       <w:br/>
     </w:r>

--- a/tillsyn/A 1515-2024 tillsynsbegäran.docx
+++ b/tillsyn/A 1515-2024 tillsynsbegäran.docx
@@ -364,7 +364,7 @@
     <w:r>
       <w:tab/>
       <w:tab/>
-      <w:t>2026-04-16</w:t>
+      <w:t>2026-04-17</w:t>
       <w:br/>
       <w:br/>
     </w:r>

--- a/tillsyn/A 1515-2024 tillsynsbegäran.docx
+++ b/tillsyn/A 1515-2024 tillsynsbegäran.docx
@@ -364,7 +364,7 @@
     <w:r>
       <w:tab/>
       <w:tab/>
-      <w:t>2026-04-17</w:t>
+      <w:t>2026-04-18</w:t>
       <w:br/>
       <w:br/>
     </w:r>

--- a/tillsyn/A 1515-2024 tillsynsbegäran.docx
+++ b/tillsyn/A 1515-2024 tillsynsbegäran.docx
@@ -364,7 +364,7 @@
     <w:r>
       <w:tab/>
       <w:tab/>
-      <w:t>2026-04-18</w:t>
+      <w:t>2026-04-19</w:t>
       <w:br/>
       <w:br/>
     </w:r>

--- a/tillsyn/A 1515-2024 tillsynsbegäran.docx
+++ b/tillsyn/A 1515-2024 tillsynsbegäran.docx
@@ -364,7 +364,7 @@
     <w:r>
       <w:tab/>
       <w:tab/>
-      <w:t>2026-04-19</w:t>
+      <w:t>2026-04-20</w:t>
       <w:br/>
       <w:br/>
     </w:r>

--- a/tillsyn/A 1515-2024 tillsynsbegäran.docx
+++ b/tillsyn/A 1515-2024 tillsynsbegäran.docx
@@ -364,7 +364,7 @@
     <w:r>
       <w:tab/>
       <w:tab/>
-      <w:t>2026-04-20</w:t>
+      <w:t>2026-04-21</w:t>
       <w:br/>
       <w:br/>
     </w:r>

--- a/tillsyn/A 1515-2024 tillsynsbegäran.docx
+++ b/tillsyn/A 1515-2024 tillsynsbegäran.docx
@@ -364,7 +364,7 @@
     <w:r>
       <w:tab/>
       <w:tab/>
-      <w:t>2026-04-21</w:t>
+      <w:t>2026-04-22</w:t>
       <w:br/>
       <w:br/>
     </w:r>

--- a/tillsyn/A 1515-2024 tillsynsbegäran.docx
+++ b/tillsyn/A 1515-2024 tillsynsbegäran.docx
@@ -364,7 +364,7 @@
     <w:r>
       <w:tab/>
       <w:tab/>
-      <w:t>2026-04-22</w:t>
+      <w:t>2026-04-23</w:t>
       <w:br/>
       <w:br/>
     </w:r>

--- a/tillsyn/A 1515-2024 tillsynsbegäran.docx
+++ b/tillsyn/A 1515-2024 tillsynsbegäran.docx
@@ -364,7 +364,7 @@
     <w:r>
       <w:tab/>
       <w:tab/>
-      <w:t>2026-04-23</w:t>
+      <w:t>2026-04-24</w:t>
       <w:br/>
       <w:br/>
     </w:r>

--- a/tillsyn/A 1515-2024 tillsynsbegäran.docx
+++ b/tillsyn/A 1515-2024 tillsynsbegäran.docx
@@ -364,7 +364,7 @@
     <w:r>
       <w:tab/>
       <w:tab/>
-      <w:t>2026-04-24</w:t>
+      <w:t>2026-04-25</w:t>
       <w:br/>
       <w:br/>
     </w:r>

--- a/tillsyn/A 1515-2024 tillsynsbegäran.docx
+++ b/tillsyn/A 1515-2024 tillsynsbegäran.docx
@@ -364,7 +364,7 @@
     <w:r>
       <w:tab/>
       <w:tab/>
-      <w:t>2026-04-25</w:t>
+      <w:t>2026-04-26</w:t>
       <w:br/>
       <w:br/>
     </w:r>

--- a/tillsyn/A 1515-2024 tillsynsbegäran.docx
+++ b/tillsyn/A 1515-2024 tillsynsbegäran.docx
@@ -364,7 +364,7 @@
     <w:r>
       <w:tab/>
       <w:tab/>
-      <w:t>2026-04-26</w:t>
+      <w:t>2026-04-27</w:t>
       <w:br/>
       <w:br/>
     </w:r>

--- a/tillsyn/A 1515-2024 tillsynsbegäran.docx
+++ b/tillsyn/A 1515-2024 tillsynsbegäran.docx
@@ -364,7 +364,7 @@
     <w:r>
       <w:tab/>
       <w:tab/>
-      <w:t>2026-04-27</w:t>
+      <w:t>2026-04-28</w:t>
       <w:br/>
       <w:br/>
     </w:r>

--- a/tillsyn/A 1515-2024 tillsynsbegäran.docx
+++ b/tillsyn/A 1515-2024 tillsynsbegäran.docx
@@ -364,7 +364,7 @@
     <w:r>
       <w:tab/>
       <w:tab/>
-      <w:t>2026-04-28</w:t>
+      <w:t>2026-04-29</w:t>
       <w:br/>
       <w:br/>
     </w:r>

--- a/tillsyn/A 1515-2024 tillsynsbegäran.docx
+++ b/tillsyn/A 1515-2024 tillsynsbegäran.docx
@@ -364,7 +364,7 @@
     <w:r>
       <w:tab/>
       <w:tab/>
-      <w:t>2026-04-29</w:t>
+      <w:t>2026-04-30</w:t>
       <w:br/>
       <w:br/>
     </w:r>

--- a/tillsyn/A 1515-2024 tillsynsbegäran.docx
+++ b/tillsyn/A 1515-2024 tillsynsbegäran.docx
@@ -364,7 +364,7 @@
     <w:r>
       <w:tab/>
       <w:tab/>
-      <w:t>2026-04-30</w:t>
+      <w:t>2026-05-01</w:t>
       <w:br/>
       <w:br/>
     </w:r>

--- a/tillsyn/A 1515-2024 tillsynsbegäran.docx
+++ b/tillsyn/A 1515-2024 tillsynsbegäran.docx
@@ -364,7 +364,7 @@
     <w:r>
       <w:tab/>
       <w:tab/>
-      <w:t>2026-05-01</w:t>
+      <w:t>2026-05-02</w:t>
       <w:br/>
       <w:br/>
     </w:r>

--- a/tillsyn/A 1515-2024 tillsynsbegäran.docx
+++ b/tillsyn/A 1515-2024 tillsynsbegäran.docx
@@ -364,7 +364,7 @@
     <w:r>
       <w:tab/>
       <w:tab/>
-      <w:t>2026-05-02</w:t>
+      <w:t>2026-05-03</w:t>
       <w:br/>
       <w:br/>
     </w:r>

--- a/tillsyn/A 1515-2024 tillsynsbegäran.docx
+++ b/tillsyn/A 1515-2024 tillsynsbegäran.docx
@@ -364,7 +364,7 @@
     <w:r>
       <w:tab/>
       <w:tab/>
-      <w:t>2026-05-16</w:t>
+      <w:t>2026-05-17</w:t>
       <w:br/>
       <w:br/>
     </w:r>

--- a/tillsyn/A 1515-2024 tillsynsbegäran.docx
+++ b/tillsyn/A 1515-2024 tillsynsbegäran.docx
@@ -364,7 +364,7 @@
     <w:r>
       <w:tab/>
       <w:tab/>
-      <w:t>2026-05-17</w:t>
+      <w:t>2026-05-18</w:t>
       <w:br/>
       <w:br/>
     </w:r>

--- a/tillsyn/A 1515-2024 tillsynsbegäran.docx
+++ b/tillsyn/A 1515-2024 tillsynsbegäran.docx
@@ -364,7 +364,7 @@
     <w:r>
       <w:tab/>
       <w:tab/>
-      <w:t>2026-06-15</w:t>
+      <w:t>2026-06-16</w:t>
       <w:br/>
       <w:br/>
     </w:r>

--- a/tillsyn/A 1515-2024 tillsynsbegäran.docx
+++ b/tillsyn/A 1515-2024 tillsynsbegäran.docx
@@ -364,7 +364,7 @@
     <w:r>
       <w:tab/>
       <w:tab/>
-      <w:t>2026-06-16</w:t>
+      <w:t>2026-06-17</w:t>
       <w:br/>
       <w:br/>
     </w:r>

--- a/tillsyn/A 1515-2024 tillsynsbegäran.docx
+++ b/tillsyn/A 1515-2024 tillsynsbegäran.docx
@@ -1,6 +1,6 @@
 
 <file path=word/document.xml><?xml version="1.0" encoding="utf-8"?>
-<w:document xmlns:wpc="http://schemas.microsoft.com/office/word/2010/wordprocessingCanvas" xmlns:cx="http://schemas.microsoft.com/office/drawing/2014/chartex" xmlns:cx1="http://schemas.microsoft.com/office/drawing/2015/9/8/chartex" xmlns:cx2="http://schemas.microsoft.com/office/drawing/2015/10/21/chartex" xmlns:cx3="http://schemas.microsoft.com/office/drawing/2016/5/9/chartex" xmlns:cx4="http://schemas.microsoft.com/office/drawing/2016/5/10/chartex" xmlns:cx5="http://schemas.microsoft.com/office/drawing/2016/5/11/chartex" xmlns:cx6="http://schemas.microsoft.com/office/drawing/2016/5/12/chartex" xmlns:cx7="http://schemas.microsoft.com/office/drawing/2016/5/13/chartex" xmlns:cx8="http://schemas.microsoft.com/office/drawing/2016/5/14/chartex" xmlns:mc="http://schemas.openxmlformats.org/markup-compatibility/2006" xmlns:aink="http://schemas.microsoft.com/office/drawing/2016/ink" xmlns:am3d="http://schemas.microsoft.com/office/drawing/2017/model3d" xmlns:o="urn:schemas-microsoft-com:office:office" xmlns:oel="http://schemas.microsoft.com/office/2019/extlst" xmlns:r="http://schemas.openxmlformats.org/officeDocument/2006/relationships" xmlns:m="http://schemas.openxmlformats.org/officeDocument/2006/math" xmlns:v="urn:schemas-microsoft-com:vml" xmlns:wp14="http://schemas.microsoft.com/office/word/2010/wordprocessingDrawing" xmlns:wp="http://schemas.openxmlformats.org/drawingml/2006/wordprocessingDrawing" xmlns:w10="urn:schemas-microsoft-com:office:word" xmlns:w="http://schemas.openxmlformats.org/wordprocessingml/2006/main" xmlns:w14="http://schemas.microsoft.com/office/word/2010/wordml" xmlns:w15="http://schemas.microsoft.com/office/word/2012/wordml" xmlns:w16cex="http://schemas.microsoft.com/office/word/2018/wordml/cex" xmlns:w16cid="http://schemas.microsoft.com/office/word/2016/wordml/cid" xmlns:w16="http://schemas.microsoft.com/office/word/2018/wordml" xmlns:w16sdtdh="http://schemas.microsoft.com/office/word/2020/wordml/sdtdatahash" xmlns:w16se="http://schemas.microsoft.com/office/word/2015/wordml/symex" xmlns:wpg="http://schemas.microsoft.com/office/word/2010/wordprocessingGroup" xmlns:wpi="http://schemas.microsoft.com/office/word/2010/wordprocessingInk" xmlns:wne="http://schemas.microsoft.com/office/word/2006/wordml" xmlns:wps="http://schemas.microsoft.com/office/word/2010/wordprocessingShape" mc:Ignorable="w14 w15 w16se w16cid w16 w16cex w16sdtdh wp14">
+<w:document xmlns:wpc="http://schemas.microsoft.com/office/word/2010/wordprocessingCanvas" xmlns:cx="http://schemas.microsoft.com/office/drawing/2014/chartex" xmlns:cx1="http://schemas.microsoft.com/office/drawing/2015/9/8/chartex" xmlns:cx2="http://schemas.microsoft.com/office/drawing/2015/10/21/chartex" xmlns:cx3="http://schemas.microsoft.com/office/drawing/2016/5/9/chartex" xmlns:cx4="http://schemas.microsoft.com/office/drawing/2016/5/10/chartex" xmlns:cx5="http://schemas.microsoft.com/office/drawing/2016/5/11/chartex" xmlns:cx6="http://schemas.microsoft.com/office/drawing/2016/5/12/chartex" xmlns:cx7="http://schemas.microsoft.com/office/drawing/2016/5/13/chartex" xmlns:cx8="http://schemas.microsoft.com/office/drawing/2016/5/14/chartex" xmlns:mc="http://schemas.openxmlformats.org/markup-compatibility/2006" xmlns:aink="http://schemas.microsoft.com/office/drawing/2016/ink" xmlns:am3d="http://schemas.microsoft.com/office/drawing/2017/model3d" xmlns:o="urn:schemas-microsoft-com:office:office" xmlns:oel="http://schemas.microsoft.com/office/2019/extlst" xmlns:r="http://schemas.openxmlformats.org/officeDocument/2006/relationships" xmlns:m="http://schemas.openxmlformats.org/officeDocument/2006/math" xmlns:v="urn:schemas-microsoft-com:vml" xmlns:wp14="http://schemas.microsoft.com/office/word/2010/wordprocessingDrawing" xmlns:wp="http://schemas.openxmlformats.org/drawingml/2006/wordprocessingDrawing" xmlns:w10="urn:schemas-microsoft-com:office:word" xmlns:w="http://schemas.openxmlformats.org/wordprocessingml/2006/main" xmlns:w14="http://schemas.microsoft.com/office/word/2010/wordml" xmlns:w15="http://schemas.microsoft.com/office/word/2012/wordml" xmlns:w16cex="http://schemas.microsoft.com/office/word/2018/wordml/cex" xmlns:w16cid="http://schemas.microsoft.com/office/word/2016/wordml/cid" xmlns:w16="http://schemas.microsoft.com/office/word/2018/wordml" xmlns:w16du="http://schemas.microsoft.com/office/word/2023/wordml/word16du" xmlns:w16sdtdh="http://schemas.microsoft.com/office/word/2020/wordml/sdtdatahash" xmlns:w16sdtfl="http://schemas.microsoft.com/office/word/2024/wordml/sdtformatlock" xmlns:w16se="http://schemas.microsoft.com/office/word/2015/wordml/symex" xmlns:wpg="http://schemas.microsoft.com/office/word/2010/wordprocessingGroup" xmlns:wpi="http://schemas.microsoft.com/office/word/2010/wordprocessingInk" xmlns:wne="http://schemas.microsoft.com/office/word/2006/wordml" xmlns:wps="http://schemas.microsoft.com/office/word/2010/wordprocessingShape" mc:Ignorable="w14 w15 w16se w16cid w16 w16cex w16sdtdh w16sdtfl w16du wp14">
   <w:body>
     <w:p>
       <w:pPr>
@@ -12,35 +12,10 @@
     </w:p>
     <w:p>
       <w:r>
-        <w:t>Detta dokument behandlar höga naturvärden i avverkningsanmälan A 1515-2024 i Lekebergs kommun. Denna avverkningsanmälan inkom 2024-01-14 00:00:00 och omfattar 3,7 ha.</w:t>
+        <w:t>Detta dokument behandlar höga naturvärden i avverkningsanmälan A 1515-2024 i Lekebergs kommun som inkom 2024-01-14 och omfattar 3,7 ha.</w:t>
       </w:r>
-    </w:p>
-    <w:p>
       <w:r>
-        <w:t>Vi begär härmed att Skogsstyrelsen fattar beslut enligt miljöbalken som säkerställer att skogens höga naturvärden bevaras samt säkerställer att EU-lagstiftning efterlevs och att artskyddsbrott förhindras. Vi önskar även ta del av de ställningstaganden och beslut som myndigheterna meddelar till följd av aktuell avverkningsanmälan och föreningens inlaga (se 34 § förvaltningslagen).</w:t>
-      </w:r>
-    </w:p>
-    <w:p>
-      <w:r>
-        <w:t>Nedan beskrivs fynd av naturvårdsarter och fridlysta arter som gjorts i det avverkningsanmälda området. I BILAGA 1 finns artfakta om fridlysta arter.</w:t>
-      </w:r>
-    </w:p>
-    <w:p>
-      <w:pPr>
-        <w:pStyle w:val="Heading1"/>
-      </w:pPr>
-      <w:r>
-        <w:t>Naturvårdsarter</w:t>
-      </w:r>
-    </w:p>
-    <w:p>
-      <w:r>
-        <w:t>I avverkningsanmälan har följande 1 naturvårdsarter hittats: spillkråka (NT, §4). Av dessa är 1 rödlistade. För rödlistade arter har rödlistekategorin angivits inom parentes. För fridlysta arter anges även paragrafen i Artskyddsförordningen som arten är fridlyst enligt.</w:t>
-      </w:r>
-    </w:p>
-    <w:p>
-      <w:r>
-        <w:t>De påträffade naturvårdsarterna är ett tydligt kvitto på att detta rör sig om en skog med höga naturvärden. I Figur 1 visas en karta över det avverkningsanmälda området, där samtliga fyndplatser för naturvårdsarter som finns registrerade på Artportalen har markerats.</w:t>
+        <w:t xml:space="preserve"> I Figur 1 visas fyndplatser för naturvårdsarter i området, som finns registrerade på Artportalen.</w:t>
       </w:r>
     </w:p>
     <w:p>
@@ -50,7 +25,7 @@
       <w:r>
         <w:drawing>
           <wp:inline xmlns:a="http://schemas.openxmlformats.org/drawingml/2006/main" xmlns:pic="http://schemas.openxmlformats.org/drawingml/2006/picture">
-            <wp:extent cx="5486400" cy="5589423"/>
+            <wp:extent cx="5486400" cy="5484515"/>
             <wp:docPr id="1" name="Picture 1"/>
             <wp:cNvGraphicFramePr>
               <a:graphicFrameLocks noChangeAspect="1"/>
@@ -71,7 +46,7 @@
                   <pic:spPr>
                     <a:xfrm>
                       <a:off x="0" y="0"/>
-                      <a:ext cx="5486400" cy="5589423"/>
+                      <a:ext cx="5486400" cy="5484515"/>
                     </a:xfrm>
                     <a:prstGeom prst="rect"/>
                   </pic:spPr>
@@ -85,9 +60,25 @@
     <w:p>
       <w:pPr>
         <w:pStyle w:val="Caption"/>
+        <w:spacing w:after="240"/>
       </w:pPr>
       <w:r>
-        <w:t>Figur 1. Fyndplatser för naturvårdsarter i det avverkningsanmälda området (röd linje). Markörer utan svart kant är placerade på fyndplatsen. Markörer med svart kant är placerade vid sidan av fyndplatsen och har ett svart streck som visar fyndplatsens exakta position. Kartans mittpunktskoordinat är N 6556242, E 485169 i SWEREF 99 TM.</w:t>
+        <w:t>Figur 1. Fyndplatser för naturvårdsarter i avverkningsanmälan (röd linje). Inom parentes anges rödlistekategorier, S för signalarter, Tför typiska arter och fridlysningsparagrafer i artskyddsförordningen.Markörer utan svart kant är placerade på fyndplatsen. Markörer med svart kant är placerade vid sidan av fyndplatsen och har ett svart streck som visar fyndplatsens exakta position. Kartans mittpunktskoordinat är N 6556242, E 485169 i SWEREF 99 TM.</w:t>
+      </w:r>
+    </w:p>
+    <w:p>
+      <w:r>
+        <w:t>Vi begär härmed att Skogsstyrelsen fattar beslut enligt miljöbalken som säkerställer att skogens höga naturvärden bevaras samt att EU-lagstiftning efterlevs och att artskyddsbrott förhindras.</w:t>
+      </w:r>
+    </w:p>
+    <w:p>
+      <w:r>
+        <w:t>Vi önskar även ta del av de ställningstaganden och beslut som myndigheten meddelar till följd av aktuell avverkningsanmälan och föreningens inlaga (se 34 § förvaltningslagen).</w:t>
+      </w:r>
+    </w:p>
+    <w:p>
+      <w:r>
+        <w:t>Nedan beskrivs fynd av naturvårdsarter och fridlysta arter som gjorts i det avverkningsanmälda området. I BILAGA 1 finns artfakta om fridlysta arter.</w:t>
       </w:r>
     </w:p>
     <w:p>
@@ -95,12 +86,30 @@
         <w:pStyle w:val="Heading1"/>
       </w:pPr>
       <w:r>
+        <w:t>Naturvårdsarter</w:t>
+      </w:r>
+    </w:p>
+    <w:p>
+      <w:r>
+        <w:t>I avverkningsanmälan har följande 1 naturvårdsarter hittats: spillkråka (T, §4). Typiska arter inom Natura 2000 som är kopplade till skogsekosystem har markerats med (T). För fridlysta arter anges även paragrafen i Artskyddsförordningen som arten är fridlyst enligt.</w:t>
+      </w:r>
+    </w:p>
+    <w:p>
+      <w:r>
+        <w:t>De påträffade naturvårdsarterna är ett tydligt kvitto på att det rör sig om en skog med höga naturvärden.</w:t>
+      </w:r>
+    </w:p>
+    <w:p>
+      <w:pPr>
+        <w:pStyle w:val="Heading2"/>
+      </w:pPr>
+      <w:r>
         <w:t>Fridlysta arter</w:t>
       </w:r>
     </w:p>
     <w:p>
       <w:r>
-        <w:t>Följande fridlysta arter har sina livsmiljöer och växtplatser i den avverkningsanmälda skogen: spillkråka (NT, §4).</w:t>
+        <w:t>Följande fridlysta arter har sina livsmiljöer och växtplatser i den avverkningsanmälda skogen: spillkråka (T, §4).</w:t>
       </w:r>
     </w:p>
     <w:p>
@@ -254,7 +263,7 @@
 </file>
 
 <file path=word/endnotes.xml><?xml version="1.0" encoding="utf-8"?>
-<w:endnotes xmlns:wpc="http://schemas.microsoft.com/office/word/2010/wordprocessingCanvas" xmlns:cx="http://schemas.microsoft.com/office/drawing/2014/chartex" xmlns:cx1="http://schemas.microsoft.com/office/drawing/2015/9/8/chartex" xmlns:cx2="http://schemas.microsoft.com/office/drawing/2015/10/21/chartex" xmlns:cx3="http://schemas.microsoft.com/office/drawing/2016/5/9/chartex" xmlns:cx4="http://schemas.microsoft.com/office/drawing/2016/5/10/chartex" xmlns:cx5="http://schemas.microsoft.com/office/drawing/2016/5/11/chartex" xmlns:cx6="http://schemas.microsoft.com/office/drawing/2016/5/12/chartex" xmlns:cx7="http://schemas.microsoft.com/office/drawing/2016/5/13/chartex" xmlns:cx8="http://schemas.microsoft.com/office/drawing/2016/5/14/chartex" xmlns:mc="http://schemas.openxmlformats.org/markup-compatibility/2006" xmlns:aink="http://schemas.microsoft.com/office/drawing/2016/ink" xmlns:am3d="http://schemas.microsoft.com/office/drawing/2017/model3d" xmlns:o="urn:schemas-microsoft-com:office:office" xmlns:oel="http://schemas.microsoft.com/office/2019/extlst" xmlns:r="http://schemas.openxmlformats.org/officeDocument/2006/relationships" xmlns:m="http://schemas.openxmlformats.org/officeDocument/2006/math" xmlns:v="urn:schemas-microsoft-com:vml" xmlns:wp14="http://schemas.microsoft.com/office/word/2010/wordprocessingDrawing" xmlns:wp="http://schemas.openxmlformats.org/drawingml/2006/wordprocessingDrawing" xmlns:w10="urn:schemas-microsoft-com:office:word" xmlns:w="http://schemas.openxmlformats.org/wordprocessingml/2006/main" xmlns:w14="http://schemas.microsoft.com/office/word/2010/wordml" xmlns:w15="http://schemas.microsoft.com/office/word/2012/wordml" xmlns:w16cex="http://schemas.microsoft.com/office/word/2018/wordml/cex" xmlns:w16cid="http://schemas.microsoft.com/office/word/2016/wordml/cid" xmlns:w16="http://schemas.microsoft.com/office/word/2018/wordml" xmlns:w16sdtdh="http://schemas.microsoft.com/office/word/2020/wordml/sdtdatahash" xmlns:w16se="http://schemas.microsoft.com/office/word/2015/wordml/symex" xmlns:wpg="http://schemas.microsoft.com/office/word/2010/wordprocessingGroup" xmlns:wpi="http://schemas.microsoft.com/office/word/2010/wordprocessingInk" xmlns:wne="http://schemas.microsoft.com/office/word/2006/wordml" xmlns:wps="http://schemas.microsoft.com/office/word/2010/wordprocessingShape" mc:Ignorable="w14 w15 w16se w16cid w16 w16cex w16sdtdh wp14">
+<w:endnotes xmlns:wpc="http://schemas.microsoft.com/office/word/2010/wordprocessingCanvas" xmlns:cx="http://schemas.microsoft.com/office/drawing/2014/chartex" xmlns:cx1="http://schemas.microsoft.com/office/drawing/2015/9/8/chartex" xmlns:cx2="http://schemas.microsoft.com/office/drawing/2015/10/21/chartex" xmlns:cx3="http://schemas.microsoft.com/office/drawing/2016/5/9/chartex" xmlns:cx4="http://schemas.microsoft.com/office/drawing/2016/5/10/chartex" xmlns:cx5="http://schemas.microsoft.com/office/drawing/2016/5/11/chartex" xmlns:cx6="http://schemas.microsoft.com/office/drawing/2016/5/12/chartex" xmlns:cx7="http://schemas.microsoft.com/office/drawing/2016/5/13/chartex" xmlns:cx8="http://schemas.microsoft.com/office/drawing/2016/5/14/chartex" xmlns:mc="http://schemas.openxmlformats.org/markup-compatibility/2006" xmlns:aink="http://schemas.microsoft.com/office/drawing/2016/ink" xmlns:am3d="http://schemas.microsoft.com/office/drawing/2017/model3d" xmlns:o="urn:schemas-microsoft-com:office:office" xmlns:oel="http://schemas.microsoft.com/office/2019/extlst" xmlns:r="http://schemas.openxmlformats.org/officeDocument/2006/relationships" xmlns:m="http://schemas.openxmlformats.org/officeDocument/2006/math" xmlns:v="urn:schemas-microsoft-com:vml" xmlns:wp14="http://schemas.microsoft.com/office/word/2010/wordprocessingDrawing" xmlns:wp="http://schemas.openxmlformats.org/drawingml/2006/wordprocessingDrawing" xmlns:w10="urn:schemas-microsoft-com:office:word" xmlns:w="http://schemas.openxmlformats.org/wordprocessingml/2006/main" xmlns:w14="http://schemas.microsoft.com/office/word/2010/wordml" xmlns:w15="http://schemas.microsoft.com/office/word/2012/wordml" xmlns:w16cex="http://schemas.microsoft.com/office/word/2018/wordml/cex" xmlns:w16cid="http://schemas.microsoft.com/office/word/2016/wordml/cid" xmlns:w16="http://schemas.microsoft.com/office/word/2018/wordml" xmlns:w16du="http://schemas.microsoft.com/office/word/2023/wordml/word16du" xmlns:w16sdtdh="http://schemas.microsoft.com/office/word/2020/wordml/sdtdatahash" xmlns:w16sdtfl="http://schemas.microsoft.com/office/word/2024/wordml/sdtformatlock" xmlns:w16se="http://schemas.microsoft.com/office/word/2015/wordml/symex" xmlns:wpg="http://schemas.microsoft.com/office/word/2010/wordprocessingGroup" xmlns:wpi="http://schemas.microsoft.com/office/word/2010/wordprocessingInk" xmlns:wne="http://schemas.microsoft.com/office/word/2006/wordml" xmlns:wps="http://schemas.microsoft.com/office/word/2010/wordprocessingShape" mc:Ignorable="w14 w15 w16se w16cid w16 w16cex w16sdtdh w16sdtfl w16du wp14">
   <w:endnote w:type="separator" w:id="-1">
     <w:p>
       <w:pPr>
@@ -279,7 +288,7 @@
 </file>
 
 <file path=word/footer1.xml><?xml version="1.0" encoding="utf-8"?>
-<w:ftr xmlns:wpc="http://schemas.microsoft.com/office/word/2010/wordprocessingCanvas" xmlns:cx="http://schemas.microsoft.com/office/drawing/2014/chartex" xmlns:cx1="http://schemas.microsoft.com/office/drawing/2015/9/8/chartex" xmlns:cx2="http://schemas.microsoft.com/office/drawing/2015/10/21/chartex" xmlns:cx3="http://schemas.microsoft.com/office/drawing/2016/5/9/chartex" xmlns:cx4="http://schemas.microsoft.com/office/drawing/2016/5/10/chartex" xmlns:cx5="http://schemas.microsoft.com/office/drawing/2016/5/11/chartex" xmlns:cx6="http://schemas.microsoft.com/office/drawing/2016/5/12/chartex" xmlns:cx7="http://schemas.microsoft.com/office/drawing/2016/5/13/chartex" xmlns:cx8="http://schemas.microsoft.com/office/drawing/2016/5/14/chartex" xmlns:mc="http://schemas.openxmlformats.org/markup-compatibility/2006" xmlns:aink="http://schemas.microsoft.com/office/drawing/2016/ink" xmlns:am3d="http://schemas.microsoft.com/office/drawing/2017/model3d" xmlns:o="urn:schemas-microsoft-com:office:office" xmlns:oel="http://schemas.microsoft.com/office/2019/extlst" xmlns:r="http://schemas.openxmlformats.org/officeDocument/2006/relationships" xmlns:m="http://schemas.openxmlformats.org/officeDocument/2006/math" xmlns:v="urn:schemas-microsoft-com:vml" xmlns:wp14="http://schemas.microsoft.com/office/word/2010/wordprocessingDrawing" xmlns:wp="http://schemas.openxmlformats.org/drawingml/2006/wordprocessingDrawing" xmlns:w10="urn:schemas-microsoft-com:office:word" xmlns:w="http://schemas.openxmlformats.org/wordprocessingml/2006/main" xmlns:w14="http://schemas.microsoft.com/office/word/2010/wordml" xmlns:w15="http://schemas.microsoft.com/office/word/2012/wordml" xmlns:w16cex="http://schemas.microsoft.com/office/word/2018/wordml/cex" xmlns:w16cid="http://schemas.microsoft.com/office/word/2016/wordml/cid" xmlns:w16="http://schemas.microsoft.com/office/word/2018/wordml" xmlns:w16sdtdh="http://schemas.microsoft.com/office/word/2020/wordml/sdtdatahash" xmlns:w16se="http://schemas.microsoft.com/office/word/2015/wordml/symex" xmlns:wpg="http://schemas.microsoft.com/office/word/2010/wordprocessingGroup" xmlns:wpi="http://schemas.microsoft.com/office/word/2010/wordprocessingInk" xmlns:wne="http://schemas.microsoft.com/office/word/2006/wordml" xmlns:wps="http://schemas.microsoft.com/office/word/2010/wordprocessingShape" mc:Ignorable="w14 w15 w16se w16cid w16 w16cex w16sdtdh wp14">
+<w:ftr xmlns:wpc="http://schemas.microsoft.com/office/word/2010/wordprocessingCanvas" xmlns:cx="http://schemas.microsoft.com/office/drawing/2014/chartex" xmlns:cx1="http://schemas.microsoft.com/office/drawing/2015/9/8/chartex" xmlns:cx2="http://schemas.microsoft.com/office/drawing/2015/10/21/chartex" xmlns:cx3="http://schemas.microsoft.com/office/drawing/2016/5/9/chartex" xmlns:cx4="http://schemas.microsoft.com/office/drawing/2016/5/10/chartex" xmlns:cx5="http://schemas.microsoft.com/office/drawing/2016/5/11/chartex" xmlns:cx6="http://schemas.microsoft.com/office/drawing/2016/5/12/chartex" xmlns:cx7="http://schemas.microsoft.com/office/drawing/2016/5/13/chartex" xmlns:cx8="http://schemas.microsoft.com/office/drawing/2016/5/14/chartex" xmlns:mc="http://schemas.openxmlformats.org/markup-compatibility/2006" xmlns:aink="http://schemas.microsoft.com/office/drawing/2016/ink" xmlns:am3d="http://schemas.microsoft.com/office/drawing/2017/model3d" xmlns:o="urn:schemas-microsoft-com:office:office" xmlns:oel="http://schemas.microsoft.com/office/2019/extlst" xmlns:r="http://schemas.openxmlformats.org/officeDocument/2006/relationships" xmlns:m="http://schemas.openxmlformats.org/officeDocument/2006/math" xmlns:v="urn:schemas-microsoft-com:vml" xmlns:wp14="http://schemas.microsoft.com/office/word/2010/wordprocessingDrawing" xmlns:wp="http://schemas.openxmlformats.org/drawingml/2006/wordprocessingDrawing" xmlns:w10="urn:schemas-microsoft-com:office:word" xmlns:w="http://schemas.openxmlformats.org/wordprocessingml/2006/main" xmlns:w14="http://schemas.microsoft.com/office/word/2010/wordml" xmlns:w15="http://schemas.microsoft.com/office/word/2012/wordml" xmlns:w16cex="http://schemas.microsoft.com/office/word/2018/wordml/cex" xmlns:w16cid="http://schemas.microsoft.com/office/word/2016/wordml/cid" xmlns:w16="http://schemas.microsoft.com/office/word/2018/wordml" xmlns:w16du="http://schemas.microsoft.com/office/word/2023/wordml/word16du" xmlns:w16sdtdh="http://schemas.microsoft.com/office/word/2020/wordml/sdtdatahash" xmlns:w16sdtfl="http://schemas.microsoft.com/office/word/2024/wordml/sdtformatlock" xmlns:w16se="http://schemas.microsoft.com/office/word/2015/wordml/symex" xmlns:wpg="http://schemas.microsoft.com/office/word/2010/wordprocessingGroup" xmlns:wpi="http://schemas.microsoft.com/office/word/2010/wordprocessingInk" xmlns:wne="http://schemas.microsoft.com/office/word/2006/wordml" xmlns:wps="http://schemas.microsoft.com/office/word/2010/wordprocessingShape" mc:Ignorable="w14 w15 w16se w16cid w16 w16cex w16sdtdh w16sdtfl w16du wp14">
   <w:p>
     <w:pPr>
       <w:pStyle w:val="Footer"/>
@@ -289,7 +298,7 @@
 </file>
 
 <file path=word/footer2.xml><?xml version="1.0" encoding="utf-8"?>
-<w:ftr xmlns:wpc="http://schemas.microsoft.com/office/word/2010/wordprocessingCanvas" xmlns:cx="http://schemas.microsoft.com/office/drawing/2014/chartex" xmlns:cx1="http://schemas.microsoft.com/office/drawing/2015/9/8/chartex" xmlns:cx2="http://schemas.microsoft.com/office/drawing/2015/10/21/chartex" xmlns:cx3="http://schemas.microsoft.com/office/drawing/2016/5/9/chartex" xmlns:cx4="http://schemas.microsoft.com/office/drawing/2016/5/10/chartex" xmlns:cx5="http://schemas.microsoft.com/office/drawing/2016/5/11/chartex" xmlns:cx6="http://schemas.microsoft.com/office/drawing/2016/5/12/chartex" xmlns:cx7="http://schemas.microsoft.com/office/drawing/2016/5/13/chartex" xmlns:cx8="http://schemas.microsoft.com/office/drawing/2016/5/14/chartex" xmlns:mc="http://schemas.openxmlformats.org/markup-compatibility/2006" xmlns:aink="http://schemas.microsoft.com/office/drawing/2016/ink" xmlns:am3d="http://schemas.microsoft.com/office/drawing/2017/model3d" xmlns:o="urn:schemas-microsoft-com:office:office" xmlns:oel="http://schemas.microsoft.com/office/2019/extlst" xmlns:r="http://schemas.openxmlformats.org/officeDocument/2006/relationships" xmlns:m="http://schemas.openxmlformats.org/officeDocument/2006/math" xmlns:v="urn:schemas-microsoft-com:vml" xmlns:wp14="http://schemas.microsoft.com/office/word/2010/wordprocessingDrawing" xmlns:wp="http://schemas.openxmlformats.org/drawingml/2006/wordprocessingDrawing" xmlns:w10="urn:schemas-microsoft-com:office:word" xmlns:w="http://schemas.openxmlformats.org/wordprocessingml/2006/main" xmlns:w14="http://schemas.microsoft.com/office/word/2010/wordml" xmlns:w15="http://schemas.microsoft.com/office/word/2012/wordml" xmlns:w16cex="http://schemas.microsoft.com/office/word/2018/wordml/cex" xmlns:w16cid="http://schemas.microsoft.com/office/word/2016/wordml/cid" xmlns:w16="http://schemas.microsoft.com/office/word/2018/wordml" xmlns:w16sdtdh="http://schemas.microsoft.com/office/word/2020/wordml/sdtdatahash" xmlns:w16se="http://schemas.microsoft.com/office/word/2015/wordml/symex" xmlns:wpg="http://schemas.microsoft.com/office/word/2010/wordprocessingGroup" xmlns:wpi="http://schemas.microsoft.com/office/word/2010/wordprocessingInk" xmlns:wne="http://schemas.microsoft.com/office/word/2006/wordml" xmlns:wps="http://schemas.microsoft.com/office/word/2010/wordprocessingShape" mc:Ignorable="w14 w15 w16se w16cid w16 w16cex w16sdtdh wp14">
+<w:ftr xmlns:wpc="http://schemas.microsoft.com/office/word/2010/wordprocessingCanvas" xmlns:cx="http://schemas.microsoft.com/office/drawing/2014/chartex" xmlns:cx1="http://schemas.microsoft.com/office/drawing/2015/9/8/chartex" xmlns:cx2="http://schemas.microsoft.com/office/drawing/2015/10/21/chartex" xmlns:cx3="http://schemas.microsoft.com/office/drawing/2016/5/9/chartex" xmlns:cx4="http://schemas.microsoft.com/office/drawing/2016/5/10/chartex" xmlns:cx5="http://schemas.microsoft.com/office/drawing/2016/5/11/chartex" xmlns:cx6="http://schemas.microsoft.com/office/drawing/2016/5/12/chartex" xmlns:cx7="http://schemas.microsoft.com/office/drawing/2016/5/13/chartex" xmlns:cx8="http://schemas.microsoft.com/office/drawing/2016/5/14/chartex" xmlns:mc="http://schemas.openxmlformats.org/markup-compatibility/2006" xmlns:aink="http://schemas.microsoft.com/office/drawing/2016/ink" xmlns:am3d="http://schemas.microsoft.com/office/drawing/2017/model3d" xmlns:o="urn:schemas-microsoft-com:office:office" xmlns:oel="http://schemas.microsoft.com/office/2019/extlst" xmlns:r="http://schemas.openxmlformats.org/officeDocument/2006/relationships" xmlns:m="http://schemas.openxmlformats.org/officeDocument/2006/math" xmlns:v="urn:schemas-microsoft-com:vml" xmlns:wp14="http://schemas.microsoft.com/office/word/2010/wordprocessingDrawing" xmlns:wp="http://schemas.openxmlformats.org/drawingml/2006/wordprocessingDrawing" xmlns:w10="urn:schemas-microsoft-com:office:word" xmlns:w="http://schemas.openxmlformats.org/wordprocessingml/2006/main" xmlns:w14="http://schemas.microsoft.com/office/word/2010/wordml" xmlns:w15="http://schemas.microsoft.com/office/word/2012/wordml" xmlns:w16cex="http://schemas.microsoft.com/office/word/2018/wordml/cex" xmlns:w16cid="http://schemas.microsoft.com/office/word/2016/wordml/cid" xmlns:w16="http://schemas.microsoft.com/office/word/2018/wordml" xmlns:w16du="http://schemas.microsoft.com/office/word/2023/wordml/word16du" xmlns:w16sdtdh="http://schemas.microsoft.com/office/word/2020/wordml/sdtdatahash" xmlns:w16sdtfl="http://schemas.microsoft.com/office/word/2024/wordml/sdtformatlock" xmlns:w16se="http://schemas.microsoft.com/office/word/2015/wordml/symex" xmlns:wpg="http://schemas.microsoft.com/office/word/2010/wordprocessingGroup" xmlns:wpi="http://schemas.microsoft.com/office/word/2010/wordprocessingInk" xmlns:wne="http://schemas.microsoft.com/office/word/2006/wordml" xmlns:wps="http://schemas.microsoft.com/office/word/2010/wordprocessingShape" mc:Ignorable="w14 w15 w16se w16cid w16 w16cex w16sdtdh w16sdtfl w16du wp14">
   <w:p>
     <w:pPr>
       <w:pStyle w:val="Footer"/>
@@ -299,7 +308,7 @@
 </file>
 
 <file path=word/footer3.xml><?xml version="1.0" encoding="utf-8"?>
-<w:ftr xmlns:wpc="http://schemas.microsoft.com/office/word/2010/wordprocessingCanvas" xmlns:cx="http://schemas.microsoft.com/office/drawing/2014/chartex" xmlns:cx1="http://schemas.microsoft.com/office/drawing/2015/9/8/chartex" xmlns:cx2="http://schemas.microsoft.com/office/drawing/2015/10/21/chartex" xmlns:cx3="http://schemas.microsoft.com/office/drawing/2016/5/9/chartex" xmlns:cx4="http://schemas.microsoft.com/office/drawing/2016/5/10/chartex" xmlns:cx5="http://schemas.microsoft.com/office/drawing/2016/5/11/chartex" xmlns:cx6="http://schemas.microsoft.com/office/drawing/2016/5/12/chartex" xmlns:cx7="http://schemas.microsoft.com/office/drawing/2016/5/13/chartex" xmlns:cx8="http://schemas.microsoft.com/office/drawing/2016/5/14/chartex" xmlns:mc="http://schemas.openxmlformats.org/markup-compatibility/2006" xmlns:aink="http://schemas.microsoft.com/office/drawing/2016/ink" xmlns:am3d="http://schemas.microsoft.com/office/drawing/2017/model3d" xmlns:o="urn:schemas-microsoft-com:office:office" xmlns:oel="http://schemas.microsoft.com/office/2019/extlst" xmlns:r="http://schemas.openxmlformats.org/officeDocument/2006/relationships" xmlns:m="http://schemas.openxmlformats.org/officeDocument/2006/math" xmlns:v="urn:schemas-microsoft-com:vml" xmlns:wp14="http://schemas.microsoft.com/office/word/2010/wordprocessingDrawing" xmlns:wp="http://schemas.openxmlformats.org/drawingml/2006/wordprocessingDrawing" xmlns:w10="urn:schemas-microsoft-com:office:word" xmlns:w="http://schemas.openxmlformats.org/wordprocessingml/2006/main" xmlns:w14="http://schemas.microsoft.com/office/word/2010/wordml" xmlns:w15="http://schemas.microsoft.com/office/word/2012/wordml" xmlns:w16cex="http://schemas.microsoft.com/office/word/2018/wordml/cex" xmlns:w16cid="http://schemas.microsoft.com/office/word/2016/wordml/cid" xmlns:w16="http://schemas.microsoft.com/office/word/2018/wordml" xmlns:w16sdtdh="http://schemas.microsoft.com/office/word/2020/wordml/sdtdatahash" xmlns:w16se="http://schemas.microsoft.com/office/word/2015/wordml/symex" xmlns:wpg="http://schemas.microsoft.com/office/word/2010/wordprocessingGroup" xmlns:wpi="http://schemas.microsoft.com/office/word/2010/wordprocessingInk" xmlns:wne="http://schemas.microsoft.com/office/word/2006/wordml" xmlns:wps="http://schemas.microsoft.com/office/word/2010/wordprocessingShape" mc:Ignorable="w14 w15 w16se w16cid w16 w16cex w16sdtdh wp14">
+<w:ftr xmlns:wpc="http://schemas.microsoft.com/office/word/2010/wordprocessingCanvas" xmlns:cx="http://schemas.microsoft.com/office/drawing/2014/chartex" xmlns:cx1="http://schemas.microsoft.com/office/drawing/2015/9/8/chartex" xmlns:cx2="http://schemas.microsoft.com/office/drawing/2015/10/21/chartex" xmlns:cx3="http://schemas.microsoft.com/office/drawing/2016/5/9/chartex" xmlns:cx4="http://schemas.microsoft.com/office/drawing/2016/5/10/chartex" xmlns:cx5="http://schemas.microsoft.com/office/drawing/2016/5/11/chartex" xmlns:cx6="http://schemas.microsoft.com/office/drawing/2016/5/12/chartex" xmlns:cx7="http://schemas.microsoft.com/office/drawing/2016/5/13/chartex" xmlns:cx8="http://schemas.microsoft.com/office/drawing/2016/5/14/chartex" xmlns:mc="http://schemas.openxmlformats.org/markup-compatibility/2006" xmlns:aink="http://schemas.microsoft.com/office/drawing/2016/ink" xmlns:am3d="http://schemas.microsoft.com/office/drawing/2017/model3d" xmlns:o="urn:schemas-microsoft-com:office:office" xmlns:oel="http://schemas.microsoft.com/office/2019/extlst" xmlns:r="http://schemas.openxmlformats.org/officeDocument/2006/relationships" xmlns:m="http://schemas.openxmlformats.org/officeDocument/2006/math" xmlns:v="urn:schemas-microsoft-com:vml" xmlns:wp14="http://schemas.microsoft.com/office/word/2010/wordprocessingDrawing" xmlns:wp="http://schemas.openxmlformats.org/drawingml/2006/wordprocessingDrawing" xmlns:w10="urn:schemas-microsoft-com:office:word" xmlns:w="http://schemas.openxmlformats.org/wordprocessingml/2006/main" xmlns:w14="http://schemas.microsoft.com/office/word/2010/wordml" xmlns:w15="http://schemas.microsoft.com/office/word/2012/wordml" xmlns:w16cex="http://schemas.microsoft.com/office/word/2018/wordml/cex" xmlns:w16cid="http://schemas.microsoft.com/office/word/2016/wordml/cid" xmlns:w16="http://schemas.microsoft.com/office/word/2018/wordml" xmlns:w16du="http://schemas.microsoft.com/office/word/2023/wordml/word16du" xmlns:w16sdtdh="http://schemas.microsoft.com/office/word/2020/wordml/sdtdatahash" xmlns:w16sdtfl="http://schemas.microsoft.com/office/word/2024/wordml/sdtformatlock" xmlns:w16se="http://schemas.microsoft.com/office/word/2015/wordml/symex" xmlns:wpg="http://schemas.microsoft.com/office/word/2010/wordprocessingGroup" xmlns:wpi="http://schemas.microsoft.com/office/word/2010/wordprocessingInk" xmlns:wne="http://schemas.microsoft.com/office/word/2006/wordml" xmlns:wps="http://schemas.microsoft.com/office/word/2010/wordprocessingShape" mc:Ignorable="w14 w15 w16se w16cid w16 w16cex w16sdtdh w16sdtfl w16du wp14">
   <w:p>
     <w:pPr>
       <w:pStyle w:val="Footer"/>
@@ -309,7 +318,7 @@
 </file>
 
 <file path=word/footnotes.xml><?xml version="1.0" encoding="utf-8"?>
-<w:footnotes xmlns:wpc="http://schemas.microsoft.com/office/word/2010/wordprocessingCanvas" xmlns:cx="http://schemas.microsoft.com/office/drawing/2014/chartex" xmlns:cx1="http://schemas.microsoft.com/office/drawing/2015/9/8/chartex" xmlns:cx2="http://schemas.microsoft.com/office/drawing/2015/10/21/chartex" xmlns:cx3="http://schemas.microsoft.com/office/drawing/2016/5/9/chartex" xmlns:cx4="http://schemas.microsoft.com/office/drawing/2016/5/10/chartex" xmlns:cx5="http://schemas.microsoft.com/office/drawing/2016/5/11/chartex" xmlns:cx6="http://schemas.microsoft.com/office/drawing/2016/5/12/chartex" xmlns:cx7="http://schemas.microsoft.com/office/drawing/2016/5/13/chartex" xmlns:cx8="http://schemas.microsoft.com/office/drawing/2016/5/14/chartex" xmlns:mc="http://schemas.openxmlformats.org/markup-compatibility/2006" xmlns:aink="http://schemas.microsoft.com/office/drawing/2016/ink" xmlns:am3d="http://schemas.microsoft.com/office/drawing/2017/model3d" xmlns:o="urn:schemas-microsoft-com:office:office" xmlns:oel="http://schemas.microsoft.com/office/2019/extlst" xmlns:r="http://schemas.openxmlformats.org/officeDocument/2006/relationships" xmlns:m="http://schemas.openxmlformats.org/officeDocument/2006/math" xmlns:v="urn:schemas-microsoft-com:vml" xmlns:wp14="http://schemas.microsoft.com/office/word/2010/wordprocessingDrawing" xmlns:wp="http://schemas.openxmlformats.org/drawingml/2006/wordprocessingDrawing" xmlns:w10="urn:schemas-microsoft-com:office:word" xmlns:w="http://schemas.openxmlformats.org/wordprocessingml/2006/main" xmlns:w14="http://schemas.microsoft.com/office/word/2010/wordml" xmlns:w15="http://schemas.microsoft.com/office/word/2012/wordml" xmlns:w16cex="http://schemas.microsoft.com/office/word/2018/wordml/cex" xmlns:w16cid="http://schemas.microsoft.com/office/word/2016/wordml/cid" xmlns:w16="http://schemas.microsoft.com/office/word/2018/wordml" xmlns:w16sdtdh="http://schemas.microsoft.com/office/word/2020/wordml/sdtdatahash" xmlns:w16se="http://schemas.microsoft.com/office/word/2015/wordml/symex" xmlns:wpg="http://schemas.microsoft.com/office/word/2010/wordprocessingGroup" xmlns:wpi="http://schemas.microsoft.com/office/word/2010/wordprocessingInk" xmlns:wne="http://schemas.microsoft.com/office/word/2006/wordml" xmlns:wps="http://schemas.microsoft.com/office/word/2010/wordprocessingShape" mc:Ignorable="w14 w15 w16se w16cid w16 w16cex w16sdtdh wp14">
+<w:footnotes xmlns:wpc="http://schemas.microsoft.com/office/word/2010/wordprocessingCanvas" xmlns:cx="http://schemas.microsoft.com/office/drawing/2014/chartex" xmlns:cx1="http://schemas.microsoft.com/office/drawing/2015/9/8/chartex" xmlns:cx2="http://schemas.microsoft.com/office/drawing/2015/10/21/chartex" xmlns:cx3="http://schemas.microsoft.com/office/drawing/2016/5/9/chartex" xmlns:cx4="http://schemas.microsoft.com/office/drawing/2016/5/10/chartex" xmlns:cx5="http://schemas.microsoft.com/office/drawing/2016/5/11/chartex" xmlns:cx6="http://schemas.microsoft.com/office/drawing/2016/5/12/chartex" xmlns:cx7="http://schemas.microsoft.com/office/drawing/2016/5/13/chartex" xmlns:cx8="http://schemas.microsoft.com/office/drawing/2016/5/14/chartex" xmlns:mc="http://schemas.openxmlformats.org/markup-compatibility/2006" xmlns:aink="http://schemas.microsoft.com/office/drawing/2016/ink" xmlns:am3d="http://schemas.microsoft.com/office/drawing/2017/model3d" xmlns:o="urn:schemas-microsoft-com:office:office" xmlns:oel="http://schemas.microsoft.com/office/2019/extlst" xmlns:r="http://schemas.openxmlformats.org/officeDocument/2006/relationships" xmlns:m="http://schemas.openxmlformats.org/officeDocument/2006/math" xmlns:v="urn:schemas-microsoft-com:vml" xmlns:wp14="http://schemas.microsoft.com/office/word/2010/wordprocessingDrawing" xmlns:wp="http://schemas.openxmlformats.org/drawingml/2006/wordprocessingDrawing" xmlns:w10="urn:schemas-microsoft-com:office:word" xmlns:w="http://schemas.openxmlformats.org/wordprocessingml/2006/main" xmlns:w14="http://schemas.microsoft.com/office/word/2010/wordml" xmlns:w15="http://schemas.microsoft.com/office/word/2012/wordml" xmlns:w16cex="http://schemas.microsoft.com/office/word/2018/wordml/cex" xmlns:w16cid="http://schemas.microsoft.com/office/word/2016/wordml/cid" xmlns:w16="http://schemas.microsoft.com/office/word/2018/wordml" xmlns:w16du="http://schemas.microsoft.com/office/word/2023/wordml/word16du" xmlns:w16sdtdh="http://schemas.microsoft.com/office/word/2020/wordml/sdtdatahash" xmlns:w16sdtfl="http://schemas.microsoft.com/office/word/2024/wordml/sdtformatlock" xmlns:w16se="http://schemas.microsoft.com/office/word/2015/wordml/symex" xmlns:wpg="http://schemas.microsoft.com/office/word/2010/wordprocessingGroup" xmlns:wpi="http://schemas.microsoft.com/office/word/2010/wordprocessingInk" xmlns:wne="http://schemas.microsoft.com/office/word/2006/wordml" xmlns:wps="http://schemas.microsoft.com/office/word/2010/wordprocessingShape" mc:Ignorable="w14 w15 w16se w16cid w16 w16cex w16sdtdh w16sdtfl w16du wp14">
   <w:footnote w:type="separator" w:id="-1">
     <w:p>
       <w:pPr>
@@ -334,7 +343,7 @@
 </file>
 
 <file path=word/header1.xml><?xml version="1.0" encoding="utf-8"?>
-<w:hdr xmlns:wpc="http://schemas.microsoft.com/office/word/2010/wordprocessingCanvas" xmlns:cx="http://schemas.microsoft.com/office/drawing/2014/chartex" xmlns:cx1="http://schemas.microsoft.com/office/drawing/2015/9/8/chartex" xmlns:cx2="http://schemas.microsoft.com/office/drawing/2015/10/21/chartex" xmlns:cx3="http://schemas.microsoft.com/office/drawing/2016/5/9/chartex" xmlns:cx4="http://schemas.microsoft.com/office/drawing/2016/5/10/chartex" xmlns:cx5="http://schemas.microsoft.com/office/drawing/2016/5/11/chartex" xmlns:cx6="http://schemas.microsoft.com/office/drawing/2016/5/12/chartex" xmlns:cx7="http://schemas.microsoft.com/office/drawing/2016/5/13/chartex" xmlns:cx8="http://schemas.microsoft.com/office/drawing/2016/5/14/chartex" xmlns:mc="http://schemas.openxmlformats.org/markup-compatibility/2006" xmlns:aink="http://schemas.microsoft.com/office/drawing/2016/ink" xmlns:am3d="http://schemas.microsoft.com/office/drawing/2017/model3d" xmlns:o="urn:schemas-microsoft-com:office:office" xmlns:oel="http://schemas.microsoft.com/office/2019/extlst" xmlns:r="http://schemas.openxmlformats.org/officeDocument/2006/relationships" xmlns:m="http://schemas.openxmlformats.org/officeDocument/2006/math" xmlns:v="urn:schemas-microsoft-com:vml" xmlns:wp14="http://schemas.microsoft.com/office/word/2010/wordprocessingDrawing" xmlns:wp="http://schemas.openxmlformats.org/drawingml/2006/wordprocessingDrawing" xmlns:w10="urn:schemas-microsoft-com:office:word" xmlns:w="http://schemas.openxmlformats.org/wordprocessingml/2006/main" xmlns:w14="http://schemas.microsoft.com/office/word/2010/wordml" xmlns:w15="http://schemas.microsoft.com/office/word/2012/wordml" xmlns:w16cex="http://schemas.microsoft.com/office/word/2018/wordml/cex" xmlns:w16cid="http://schemas.microsoft.com/office/word/2016/wordml/cid" xmlns:w16="http://schemas.microsoft.com/office/word/2018/wordml" xmlns:w16sdtdh="http://schemas.microsoft.com/office/word/2020/wordml/sdtdatahash" xmlns:w16se="http://schemas.microsoft.com/office/word/2015/wordml/symex" xmlns:wpg="http://schemas.microsoft.com/office/word/2010/wordprocessingGroup" xmlns:wpi="http://schemas.microsoft.com/office/word/2010/wordprocessingInk" xmlns:wne="http://schemas.microsoft.com/office/word/2006/wordml" xmlns:wps="http://schemas.microsoft.com/office/word/2010/wordprocessingShape" mc:Ignorable="w14 w15 w16se w16cid w16 w16cex w16sdtdh wp14">
+<w:hdr xmlns:wpc="http://schemas.microsoft.com/office/word/2010/wordprocessingCanvas" xmlns:cx="http://schemas.microsoft.com/office/drawing/2014/chartex" xmlns:cx1="http://schemas.microsoft.com/office/drawing/2015/9/8/chartex" xmlns:cx2="http://schemas.microsoft.com/office/drawing/2015/10/21/chartex" xmlns:cx3="http://schemas.microsoft.com/office/drawing/2016/5/9/chartex" xmlns:cx4="http://schemas.microsoft.com/office/drawing/2016/5/10/chartex" xmlns:cx5="http://schemas.microsoft.com/office/drawing/2016/5/11/chartex" xmlns:cx6="http://schemas.microsoft.com/office/drawing/2016/5/12/chartex" xmlns:cx7="http://schemas.microsoft.com/office/drawing/2016/5/13/chartex" xmlns:cx8="http://schemas.microsoft.com/office/drawing/2016/5/14/chartex" xmlns:mc="http://schemas.openxmlformats.org/markup-compatibility/2006" xmlns:aink="http://schemas.microsoft.com/office/drawing/2016/ink" xmlns:am3d="http://schemas.microsoft.com/office/drawing/2017/model3d" xmlns:o="urn:schemas-microsoft-com:office:office" xmlns:oel="http://schemas.microsoft.com/office/2019/extlst" xmlns:r="http://schemas.openxmlformats.org/officeDocument/2006/relationships" xmlns:m="http://schemas.openxmlformats.org/officeDocument/2006/math" xmlns:v="urn:schemas-microsoft-com:vml" xmlns:wp14="http://schemas.microsoft.com/office/word/2010/wordprocessingDrawing" xmlns:wp="http://schemas.openxmlformats.org/drawingml/2006/wordprocessingDrawing" xmlns:w10="urn:schemas-microsoft-com:office:word" xmlns:w="http://schemas.openxmlformats.org/wordprocessingml/2006/main" xmlns:w14="http://schemas.microsoft.com/office/word/2010/wordml" xmlns:w15="http://schemas.microsoft.com/office/word/2012/wordml" xmlns:w16cex="http://schemas.microsoft.com/office/word/2018/wordml/cex" xmlns:w16cid="http://schemas.microsoft.com/office/word/2016/wordml/cid" xmlns:w16="http://schemas.microsoft.com/office/word/2018/wordml" xmlns:w16du="http://schemas.microsoft.com/office/word/2023/wordml/word16du" xmlns:w16sdtdh="http://schemas.microsoft.com/office/word/2020/wordml/sdtdatahash" xmlns:w16sdtfl="http://schemas.microsoft.com/office/word/2024/wordml/sdtformatlock" xmlns:w16se="http://schemas.microsoft.com/office/word/2015/wordml/symex" xmlns:wpg="http://schemas.microsoft.com/office/word/2010/wordprocessingGroup" xmlns:wpi="http://schemas.microsoft.com/office/word/2010/wordprocessingInk" xmlns:wne="http://schemas.microsoft.com/office/word/2006/wordml" xmlns:wps="http://schemas.microsoft.com/office/word/2010/wordprocessingShape" mc:Ignorable="w14 w15 w16se w16cid w16 w16cex w16sdtdh w16sdtfl w16du wp14">
   <w:p>
     <w:pPr>
       <w:pStyle w:val="Header"/>
@@ -344,7 +353,7 @@
 </file>
 
 <file path=word/header2.xml><?xml version="1.0" encoding="utf-8"?>
-<w:hdr xmlns:wpc="http://schemas.microsoft.com/office/word/2010/wordprocessingCanvas" xmlns:cx="http://schemas.microsoft.com/office/drawing/2014/chartex" xmlns:cx1="http://schemas.microsoft.com/office/drawing/2015/9/8/chartex" xmlns:cx2="http://schemas.microsoft.com/office/drawing/2015/10/21/chartex" xmlns:cx3="http://schemas.microsoft.com/office/drawing/2016/5/9/chartex" xmlns:cx4="http://schemas.microsoft.com/office/drawing/2016/5/10/chartex" xmlns:cx5="http://schemas.microsoft.com/office/drawing/2016/5/11/chartex" xmlns:cx6="http://schemas.microsoft.com/office/drawing/2016/5/12/chartex" xmlns:cx7="http://schemas.microsoft.com/office/drawing/2016/5/13/chartex" xmlns:cx8="http://schemas.microsoft.com/office/drawing/2016/5/14/chartex" xmlns:mc="http://schemas.openxmlformats.org/markup-compatibility/2006" xmlns:aink="http://schemas.microsoft.com/office/drawing/2016/ink" xmlns:am3d="http://schemas.microsoft.com/office/drawing/2017/model3d" xmlns:o="urn:schemas-microsoft-com:office:office" xmlns:oel="http://schemas.microsoft.com/office/2019/extlst" xmlns:r="http://schemas.openxmlformats.org/officeDocument/2006/relationships" xmlns:m="http://schemas.openxmlformats.org/officeDocument/2006/math" xmlns:v="urn:schemas-microsoft-com:vml" xmlns:wp14="http://schemas.microsoft.com/office/word/2010/wordprocessingDrawing" xmlns:wp="http://schemas.openxmlformats.org/drawingml/2006/wordprocessingDrawing" xmlns:w10="urn:schemas-microsoft-com:office:word" xmlns:w="http://schemas.openxmlformats.org/wordprocessingml/2006/main" xmlns:w14="http://schemas.microsoft.com/office/word/2010/wordml" xmlns:w15="http://schemas.microsoft.com/office/word/2012/wordml" xmlns:w16cex="http://schemas.microsoft.com/office/word/2018/wordml/cex" xmlns:w16cid="http://schemas.microsoft.com/office/word/2016/wordml/cid" xmlns:w16="http://schemas.microsoft.com/office/word/2018/wordml" xmlns:w16sdtdh="http://schemas.microsoft.com/office/word/2020/wordml/sdtdatahash" xmlns:w16se="http://schemas.microsoft.com/office/word/2015/wordml/symex" xmlns:wpg="http://schemas.microsoft.com/office/word/2010/wordprocessingGroup" xmlns:wpi="http://schemas.microsoft.com/office/word/2010/wordprocessingInk" xmlns:wne="http://schemas.microsoft.com/office/word/2006/wordml" xmlns:wps="http://schemas.microsoft.com/office/word/2010/wordprocessingShape" mc:Ignorable="w14 w15 w16se w16cid w16 w16cex w16sdtdh wp14">
+<w:hdr xmlns:wpc="http://schemas.microsoft.com/office/word/2010/wordprocessingCanvas" xmlns:cx="http://schemas.microsoft.com/office/drawing/2014/chartex" xmlns:cx1="http://schemas.microsoft.com/office/drawing/2015/9/8/chartex" xmlns:cx2="http://schemas.microsoft.com/office/drawing/2015/10/21/chartex" xmlns:cx3="http://schemas.microsoft.com/office/drawing/2016/5/9/chartex" xmlns:cx4="http://schemas.microsoft.com/office/drawing/2016/5/10/chartex" xmlns:cx5="http://schemas.microsoft.com/office/drawing/2016/5/11/chartex" xmlns:cx6="http://schemas.microsoft.com/office/drawing/2016/5/12/chartex" xmlns:cx7="http://schemas.microsoft.com/office/drawing/2016/5/13/chartex" xmlns:cx8="http://schemas.microsoft.com/office/drawing/2016/5/14/chartex" xmlns:mc="http://schemas.openxmlformats.org/markup-compatibility/2006" xmlns:aink="http://schemas.microsoft.com/office/drawing/2016/ink" xmlns:am3d="http://schemas.microsoft.com/office/drawing/2017/model3d" xmlns:o="urn:schemas-microsoft-com:office:office" xmlns:oel="http://schemas.microsoft.com/office/2019/extlst" xmlns:r="http://schemas.openxmlformats.org/officeDocument/2006/relationships" xmlns:m="http://schemas.openxmlformats.org/officeDocument/2006/math" xmlns:v="urn:schemas-microsoft-com:vml" xmlns:wp14="http://schemas.microsoft.com/office/word/2010/wordprocessingDrawing" xmlns:wp="http://schemas.openxmlformats.org/drawingml/2006/wordprocessingDrawing" xmlns:w10="urn:schemas-microsoft-com:office:word" xmlns:w="http://schemas.openxmlformats.org/wordprocessingml/2006/main" xmlns:w14="http://schemas.microsoft.com/office/word/2010/wordml" xmlns:w15="http://schemas.microsoft.com/office/word/2012/wordml" xmlns:w16cex="http://schemas.microsoft.com/office/word/2018/wordml/cex" xmlns:w16cid="http://schemas.microsoft.com/office/word/2016/wordml/cid" xmlns:w16="http://schemas.microsoft.com/office/word/2018/wordml" xmlns:w16du="http://schemas.microsoft.com/office/word/2023/wordml/word16du" xmlns:w16sdtdh="http://schemas.microsoft.com/office/word/2020/wordml/sdtdatahash" xmlns:w16sdtfl="http://schemas.microsoft.com/office/word/2024/wordml/sdtformatlock" xmlns:w16se="http://schemas.microsoft.com/office/word/2015/wordml/symex" xmlns:wpg="http://schemas.microsoft.com/office/word/2010/wordprocessingGroup" xmlns:wpi="http://schemas.microsoft.com/office/word/2010/wordprocessingInk" xmlns:wne="http://schemas.microsoft.com/office/word/2006/wordml" xmlns:wps="http://schemas.microsoft.com/office/word/2010/wordprocessingShape" mc:Ignorable="w14 w15 w16se w16cid w16 w16cex w16sdtdh w16sdtfl w16du wp14">
   <w:p>
     <w:pPr>
       <w:pStyle w:val="Header"/>
@@ -355,7 +364,7 @@
 </file>
 
 <file path=word/header3.xml><?xml version="1.0" encoding="utf-8"?>
-<w:hdr xmlns:wpc="http://schemas.microsoft.com/office/word/2010/wordprocessingCanvas" xmlns:cx="http://schemas.microsoft.com/office/drawing/2014/chartex" xmlns:cx1="http://schemas.microsoft.com/office/drawing/2015/9/8/chartex" xmlns:cx2="http://schemas.microsoft.com/office/drawing/2015/10/21/chartex" xmlns:cx3="http://schemas.microsoft.com/office/drawing/2016/5/9/chartex" xmlns:cx4="http://schemas.microsoft.com/office/drawing/2016/5/10/chartex" xmlns:cx5="http://schemas.microsoft.com/office/drawing/2016/5/11/chartex" xmlns:cx6="http://schemas.microsoft.com/office/drawing/2016/5/12/chartex" xmlns:cx7="http://schemas.microsoft.com/office/drawing/2016/5/13/chartex" xmlns:cx8="http://schemas.microsoft.com/office/drawing/2016/5/14/chartex" xmlns:mc="http://schemas.openxmlformats.org/markup-compatibility/2006" xmlns:aink="http://schemas.microsoft.com/office/drawing/2016/ink" xmlns:am3d="http://schemas.microsoft.com/office/drawing/2017/model3d" xmlns:o="urn:schemas-microsoft-com:office:office" xmlns:oel="http://schemas.microsoft.com/office/2019/extlst" xmlns:r="http://schemas.openxmlformats.org/officeDocument/2006/relationships" xmlns:m="http://schemas.openxmlformats.org/officeDocument/2006/math" xmlns:v="urn:schemas-microsoft-com:vml" xmlns:wp14="http://schemas.microsoft.com/office/word/2010/wordprocessingDrawing" xmlns:wp="http://schemas.openxmlformats.org/drawingml/2006/wordprocessingDrawing" xmlns:w10="urn:schemas-microsoft-com:office:word" xmlns:w="http://schemas.openxmlformats.org/wordprocessingml/2006/main" xmlns:w14="http://schemas.microsoft.com/office/word/2010/wordml" xmlns:w15="http://schemas.microsoft.com/office/word/2012/wordml" xmlns:w16cex="http://schemas.microsoft.com/office/word/2018/wordml/cex" xmlns:w16cid="http://schemas.microsoft.com/office/word/2016/wordml/cid" xmlns:w16="http://schemas.microsoft.com/office/word/2018/wordml" xmlns:w16sdtdh="http://schemas.microsoft.com/office/word/2020/wordml/sdtdatahash" xmlns:w16se="http://schemas.microsoft.com/office/word/2015/wordml/symex" xmlns:wpg="http://schemas.microsoft.com/office/word/2010/wordprocessingGroup" xmlns:wpi="http://schemas.microsoft.com/office/word/2010/wordprocessingInk" xmlns:wne="http://schemas.microsoft.com/office/word/2006/wordml" xmlns:wps="http://schemas.microsoft.com/office/word/2010/wordprocessingShape" mc:Ignorable="w14 w15 w16se w16cid w16 w16cex w16sdtdh wp14">
+<w:hdr xmlns:wpc="http://schemas.microsoft.com/office/word/2010/wordprocessingCanvas" xmlns:cx="http://schemas.microsoft.com/office/drawing/2014/chartex" xmlns:cx1="http://schemas.microsoft.com/office/drawing/2015/9/8/chartex" xmlns:cx2="http://schemas.microsoft.com/office/drawing/2015/10/21/chartex" xmlns:cx3="http://schemas.microsoft.com/office/drawing/2016/5/9/chartex" xmlns:cx4="http://schemas.microsoft.com/office/drawing/2016/5/10/chartex" xmlns:cx5="http://schemas.microsoft.com/office/drawing/2016/5/11/chartex" xmlns:cx6="http://schemas.microsoft.com/office/drawing/2016/5/12/chartex" xmlns:cx7="http://schemas.microsoft.com/office/drawing/2016/5/13/chartex" xmlns:cx8="http://schemas.microsoft.com/office/drawing/2016/5/14/chartex" xmlns:mc="http://schemas.openxmlformats.org/markup-compatibility/2006" xmlns:aink="http://schemas.microsoft.com/office/drawing/2016/ink" xmlns:am3d="http://schemas.microsoft.com/office/drawing/2017/model3d" xmlns:o="urn:schemas-microsoft-com:office:office" xmlns:oel="http://schemas.microsoft.com/office/2019/extlst" xmlns:r="http://schemas.openxmlformats.org/officeDocument/2006/relationships" xmlns:m="http://schemas.openxmlformats.org/officeDocument/2006/math" xmlns:v="urn:schemas-microsoft-com:vml" xmlns:wp14="http://schemas.microsoft.com/office/word/2010/wordprocessingDrawing" xmlns:wp="http://schemas.openxmlformats.org/drawingml/2006/wordprocessingDrawing" xmlns:w10="urn:schemas-microsoft-com:office:word" xmlns:w="http://schemas.openxmlformats.org/wordprocessingml/2006/main" xmlns:w14="http://schemas.microsoft.com/office/word/2010/wordml" xmlns:w15="http://schemas.microsoft.com/office/word/2012/wordml" xmlns:w16cex="http://schemas.microsoft.com/office/word/2018/wordml/cex" xmlns:w16cid="http://schemas.microsoft.com/office/word/2016/wordml/cid" xmlns:w16="http://schemas.microsoft.com/office/word/2018/wordml" xmlns:w16du="http://schemas.microsoft.com/office/word/2023/wordml/word16du" xmlns:w16sdtdh="http://schemas.microsoft.com/office/word/2020/wordml/sdtdatahash" xmlns:w16sdtfl="http://schemas.microsoft.com/office/word/2024/wordml/sdtformatlock" xmlns:w16se="http://schemas.microsoft.com/office/word/2015/wordml/symex" xmlns:wpg="http://schemas.microsoft.com/office/word/2010/wordprocessingGroup" xmlns:wpi="http://schemas.microsoft.com/office/word/2010/wordprocessingInk" xmlns:wne="http://schemas.microsoft.com/office/word/2006/wordml" xmlns:wps="http://schemas.microsoft.com/office/word/2010/wordprocessingShape" mc:Ignorable="w14 w15 w16se w16cid w16 w16cex w16sdtdh w16sdtfl w16du wp14">
   <w:p>
     <w:pPr>
       <w:pStyle w:val="Header"/>
@@ -364,7 +373,7 @@
     <w:r>
       <w:tab/>
       <w:tab/>
-      <w:t>2026-06-17</w:t>
+      <w:t>2026-06-18</w:t>
       <w:br/>
       <w:br/>
     </w:r>
@@ -377,7 +386,7 @@
 </file>
 
 <file path=word/numbering.xml><?xml version="1.0" encoding="utf-8"?>
-<w:numbering xmlns:wpc="http://schemas.microsoft.com/office/word/2010/wordprocessingCanvas" xmlns:cx="http://schemas.microsoft.com/office/drawing/2014/chartex" xmlns:cx1="http://schemas.microsoft.com/office/drawing/2015/9/8/chartex" xmlns:cx2="http://schemas.microsoft.com/office/drawing/2015/10/21/chartex" xmlns:cx3="http://schemas.microsoft.com/office/drawing/2016/5/9/chartex" xmlns:cx4="http://schemas.microsoft.com/office/drawing/2016/5/10/chartex" xmlns:cx5="http://schemas.microsoft.com/office/drawing/2016/5/11/chartex" xmlns:cx6="http://schemas.microsoft.com/office/drawing/2016/5/12/chartex" xmlns:cx7="http://schemas.microsoft.com/office/drawing/2016/5/13/chartex" xmlns:cx8="http://schemas.microsoft.com/office/drawing/2016/5/14/chartex" xmlns:mc="http://schemas.openxmlformats.org/markup-compatibility/2006" xmlns:aink="http://schemas.microsoft.com/office/drawing/2016/ink" xmlns:am3d="http://schemas.microsoft.com/office/drawing/2017/model3d" xmlns:o="urn:schemas-microsoft-com:office:office" xmlns:oel="http://schemas.microsoft.com/office/2019/extlst" xmlns:r="http://schemas.openxmlformats.org/officeDocument/2006/relationships" xmlns:m="http://schemas.openxmlformats.org/officeDocument/2006/math" xmlns:v="urn:schemas-microsoft-com:vml" xmlns:wp14="http://schemas.microsoft.com/office/word/2010/wordprocessingDrawing" xmlns:wp="http://schemas.openxmlformats.org/drawingml/2006/wordprocessingDrawing" xmlns:w10="urn:schemas-microsoft-com:office:word" xmlns:w="http://schemas.openxmlformats.org/wordprocessingml/2006/main" xmlns:w14="http://schemas.microsoft.com/office/word/2010/wordml" xmlns:w15="http://schemas.microsoft.com/office/word/2012/wordml" xmlns:w16cex="http://schemas.microsoft.com/office/word/2018/wordml/cex" xmlns:w16cid="http://schemas.microsoft.com/office/word/2016/wordml/cid" xmlns:w16="http://schemas.microsoft.com/office/word/2018/wordml" xmlns:w16sdtdh="http://schemas.microsoft.com/office/word/2020/wordml/sdtdatahash" xmlns:w16se="http://schemas.microsoft.com/office/word/2015/wordml/symex" xmlns:wpg="http://schemas.microsoft.com/office/word/2010/wordprocessingGroup" xmlns:wpi="http://schemas.microsoft.com/office/word/2010/wordprocessingInk" xmlns:wne="http://schemas.microsoft.com/office/word/2006/wordml" xmlns:wps="http://schemas.microsoft.com/office/word/2010/wordprocessingShape" mc:Ignorable="w14 w15 w16se w16cid w16 w16cex w16sdtdh wp14">
+<w:numbering xmlns:wpc="http://schemas.microsoft.com/office/word/2010/wordprocessingCanvas" xmlns:cx="http://schemas.microsoft.com/office/drawing/2014/chartex" xmlns:cx1="http://schemas.microsoft.com/office/drawing/2015/9/8/chartex" xmlns:cx2="http://schemas.microsoft.com/office/drawing/2015/10/21/chartex" xmlns:cx3="http://schemas.microsoft.com/office/drawing/2016/5/9/chartex" xmlns:cx4="http://schemas.microsoft.com/office/drawing/2016/5/10/chartex" xmlns:cx5="http://schemas.microsoft.com/office/drawing/2016/5/11/chartex" xmlns:cx6="http://schemas.microsoft.com/office/drawing/2016/5/12/chartex" xmlns:cx7="http://schemas.microsoft.com/office/drawing/2016/5/13/chartex" xmlns:cx8="http://schemas.microsoft.com/office/drawing/2016/5/14/chartex" xmlns:mc="http://schemas.openxmlformats.org/markup-compatibility/2006" xmlns:aink="http://schemas.microsoft.com/office/drawing/2016/ink" xmlns:am3d="http://schemas.microsoft.com/office/drawing/2017/model3d" xmlns:o="urn:schemas-microsoft-com:office:office" xmlns:oel="http://schemas.microsoft.com/office/2019/extlst" xmlns:r="http://schemas.openxmlformats.org/officeDocument/2006/relationships" xmlns:m="http://schemas.openxmlformats.org/officeDocument/2006/math" xmlns:v="urn:schemas-microsoft-com:vml" xmlns:wp14="http://schemas.microsoft.com/office/word/2010/wordprocessingDrawing" xmlns:wp="http://schemas.openxmlformats.org/drawingml/2006/wordprocessingDrawing" xmlns:w10="urn:schemas-microsoft-com:office:word" xmlns:w="http://schemas.openxmlformats.org/wordprocessingml/2006/main" xmlns:w14="http://schemas.microsoft.com/office/word/2010/wordml" xmlns:w15="http://schemas.microsoft.com/office/word/2012/wordml" xmlns:w16cex="http://schemas.microsoft.com/office/word/2018/wordml/cex" xmlns:w16cid="http://schemas.microsoft.com/office/word/2016/wordml/cid" xmlns:w16="http://schemas.microsoft.com/office/word/2018/wordml" xmlns:w16du="http://schemas.microsoft.com/office/word/2023/wordml/word16du" xmlns:w16sdtdh="http://schemas.microsoft.com/office/word/2020/wordml/sdtdatahash" xmlns:w16sdtfl="http://schemas.microsoft.com/office/word/2024/wordml/sdtformatlock" xmlns:w16se="http://schemas.microsoft.com/office/word/2015/wordml/symex" xmlns:wpg="http://schemas.microsoft.com/office/word/2010/wordprocessingGroup" xmlns:wpi="http://schemas.microsoft.com/office/word/2010/wordprocessingInk" xmlns:wne="http://schemas.microsoft.com/office/word/2006/wordml" xmlns:wps="http://schemas.microsoft.com/office/word/2010/wordprocessingShape" mc:Ignorable="w14 w15 w16se w16cid w16 w16cex w16sdtdh w16sdtfl w16du wp14">
   <w:abstractNum w:abstractNumId="0" w15:restartNumberingAfterBreak="0">
     <w:nsid w:val="FFFFFF7C"/>
     <w:multiLevelType w:val="singleLevel"/>
@@ -580,7 +589,7 @@
 </file>
 
 <file path=word/styles.xml><?xml version="1.0" encoding="utf-8"?>
-<w:styles xmlns:mc="http://schemas.openxmlformats.org/markup-compatibility/2006" xmlns:r="http://schemas.openxmlformats.org/officeDocument/2006/relationships" xmlns:w="http://schemas.openxmlformats.org/wordprocessingml/2006/main" xmlns:w14="http://schemas.microsoft.com/office/word/2010/wordml" xmlns:w15="http://schemas.microsoft.com/office/word/2012/wordml" xmlns:w16cex="http://schemas.microsoft.com/office/word/2018/wordml/cex" xmlns:w16cid="http://schemas.microsoft.com/office/word/2016/wordml/cid" xmlns:w16="http://schemas.microsoft.com/office/word/2018/wordml" xmlns:w16sdtdh="http://schemas.microsoft.com/office/word/2020/wordml/sdtdatahash" xmlns:w16se="http://schemas.microsoft.com/office/word/2015/wordml/symex" mc:Ignorable="w14 w15 w16se w16cid w16 w16cex w16sdtdh">
+<w:styles xmlns:mc="http://schemas.openxmlformats.org/markup-compatibility/2006" xmlns:r="http://schemas.openxmlformats.org/officeDocument/2006/relationships" xmlns:w="http://schemas.openxmlformats.org/wordprocessingml/2006/main" xmlns:w14="http://schemas.microsoft.com/office/word/2010/wordml" xmlns:w15="http://schemas.microsoft.com/office/word/2012/wordml" xmlns:w16cex="http://schemas.microsoft.com/office/word/2018/wordml/cex" xmlns:w16cid="http://schemas.microsoft.com/office/word/2016/wordml/cid" xmlns:w16="http://schemas.microsoft.com/office/word/2018/wordml" xmlns:w16du="http://schemas.microsoft.com/office/word/2023/wordml/word16du" xmlns:w16sdtdh="http://schemas.microsoft.com/office/word/2020/wordml/sdtdatahash" xmlns:w16sdtfl="http://schemas.microsoft.com/office/word/2024/wordml/sdtformatlock" xmlns:w16se="http://schemas.microsoft.com/office/word/2015/wordml/symex" mc:Ignorable="w14 w15 w16se w16cid w16 w16cex w16sdtdh w16sdtfl w16du">
   <w:docDefaults>
     <w:rPrDefault>
       <w:rPr>
@@ -1338,7 +1347,7 @@
     <w:link w:val="TitleChar"/>
     <w:uiPriority w:val="10"/>
     <w:qFormat/>
-    <w:rsid w:val="007106C8"/>
+    <w:rsid w:val="00E854FA"/>
     <w:pPr>
       <w:spacing w:after="300" w:line="240" w:lineRule="auto"/>
       <w:contextualSpacing/>
@@ -1348,7 +1357,7 @@
       <w:rFonts w:eastAsiaTheme="majorEastAsia" w:cstheme="majorBidi"/>
       <w:spacing w:val="5"/>
       <w:kern w:val="28"/>
-      <w:sz w:val="52"/>
+      <w:sz w:val="40"/>
       <w:szCs w:val="52"/>
       <w:lang w:val="sv-SE" w:eastAsia="en-US" w:bidi="ar-SA"/>
     </w:rPr>
@@ -1358,12 +1367,12 @@
     <w:basedOn w:val="DefaultParagraphFont"/>
     <w:link w:val="Title"/>
     <w:uiPriority w:val="10"/>
-    <w:rsid w:val="007106C8"/>
+    <w:rsid w:val="00E854FA"/>
     <w:rPr>
       <w:rFonts w:ascii="Times New Roman" w:eastAsiaTheme="majorEastAsia" w:hAnsi="Times New Roman" w:cstheme="majorBidi"/>
       <w:spacing w:val="5"/>
       <w:kern w:val="28"/>
-      <w:sz w:val="52"/>
+      <w:sz w:val="40"/>
       <w:szCs w:val="52"/>
       <w:lang w:val="sv-SE" w:eastAsia="en-US" w:bidi="ar-SA"/>
     </w:rPr>

--- a/tillsyn/A 1515-2024 tillsynsbegäran.docx
+++ b/tillsyn/A 1515-2024 tillsynsbegäran.docx
@@ -373,7 +373,7 @@
     <w:r>
       <w:tab/>
       <w:tab/>
-      <w:t>2026-06-18</w:t>
+      <w:t>2026-06-19</w:t>
       <w:br/>
       <w:br/>
     </w:r>

--- a/tillsyn/A 1515-2024 tillsynsbegäran.docx
+++ b/tillsyn/A 1515-2024 tillsynsbegäran.docx
@@ -373,7 +373,7 @@
     <w:r>
       <w:tab/>
       <w:tab/>
-      <w:t>2026-06-19</w:t>
+      <w:t>2026-06-20</w:t>
       <w:br/>
       <w:br/>
     </w:r>

--- a/tillsyn/A 1515-2024 tillsynsbegäran.docx
+++ b/tillsyn/A 1515-2024 tillsynsbegäran.docx
@@ -12,10 +12,7 @@
     </w:p>
     <w:p>
       <w:r>
-        <w:t>Detta dokument behandlar höga naturvärden i avverkningsanmälan A 1515-2024 i Lekebergs kommun som inkom 2024-01-14 och omfattar 3,7 ha.</w:t>
-      </w:r>
-      <w:r>
-        <w:t xml:space="preserve"> I Figur 1 visas fyndplatser för naturvårdsarter i området, som finns registrerade på Artportalen.</w:t>
+        <w:t>Denna tillsynsbegäran behandlar höga naturvärden i avverkningsanmälan A 1515-2024 i Lekebergs kommun som inkom 2024-01-14 och omfattar 3,7 ha.</w:t>
       </w:r>
     </w:p>
     <w:p>
@@ -63,7 +60,20 @@
         <w:spacing w:after="240"/>
       </w:pPr>
       <w:r>
-        <w:t>Figur 1. Fyndplatser för naturvårdsarter i avverkningsanmälan (röd linje). Inom parentes anges rödlistekategorier, S för signalarter, Tför typiska arter och fridlysningsparagrafer i artskyddsförordningen.Markörer utan svart kant är placerade på fyndplatsen. Markörer med svart kant är placerade vid sidan av fyndplatsen och har ett svart streck som visar fyndplatsens exakta position. Kartans mittpunktskoordinat är N 6556242, E 485169 i SWEREF 99 TM.</w:t>
+        <w:t>Figur 1. Fyndplatser för naturvårdsarter i avverkningsanmälan. Markörer utan svart kant är placerade på fyndplatsen. Markörer med svart kant är placerade vid sidan av fyndplatsen har ett svart streck som visar fyndplatsens exakta position. Kartans mittpunktskoordinat är N 6556242, E 485169 i SWEREF 99 TM.</w:t>
+      </w:r>
+    </w:p>
+    <w:p>
+      <w:r>
+        <w:t>I avverkningsanmälan finns fynd av 1 naturvårdsarter, varav 1 är fridlyst och 1 är typisk (T): spillkråka (T, §4). Se Figur 1.</w:t>
+      </w:r>
+    </w:p>
+    <w:p>
+      <w:pPr>
+        <w:pStyle w:val="Heading1"/>
+      </w:pPr>
+      <w:r>
+        <w:t>Tillsynsbegäran</w:t>
       </w:r>
     </w:p>
     <w:p>
@@ -77,53 +87,16 @@
       </w:r>
     </w:p>
     <w:p>
-      <w:r>
-        <w:t>Nedan beskrivs fynd av naturvårdsarter och fridlysta arter som gjorts i det avverkningsanmälda området. I BILAGA 1 finns artfakta om fridlysta arter.</w:t>
-      </w:r>
-    </w:p>
-    <w:p>
       <w:pPr>
         <w:pStyle w:val="Heading1"/>
       </w:pPr>
       <w:r>
-        <w:t>Naturvårdsarter</w:t>
+        <w:t>Naturvårdsarter och fridlysta arter</w:t>
       </w:r>
     </w:p>
     <w:p>
       <w:r>
-        <w:t>I avverkningsanmälan har följande 1 naturvårdsarter hittats: spillkråka (T, §4). Typiska arter inom Natura 2000 som är kopplade till skogsekosystem har markerats med (T). För fridlysta arter anges även paragrafen i Artskyddsförordningen som arten är fridlyst enligt.</w:t>
-      </w:r>
-    </w:p>
-    <w:p>
-      <w:r>
-        <w:t>De påträffade naturvårdsarterna är ett tydligt kvitto på att det rör sig om en skog med höga naturvärden.</w:t>
-      </w:r>
-    </w:p>
-    <w:p>
-      <w:pPr>
-        <w:pStyle w:val="Heading2"/>
-      </w:pPr>
-      <w:r>
-        <w:t>Fridlysta arter</w:t>
-      </w:r>
-    </w:p>
-    <w:p>
-      <w:r>
-        <w:t>Följande fridlysta arter har sina livsmiljöer och växtplatser i den avverkningsanmälda skogen: spillkråka (T, §4).</w:t>
-      </w:r>
-    </w:p>
-    <w:p>
-      <w:r>
-        <w:t xml:space="preserve">Observera att medlemsländerna är skyldiga att agera i enlighet med EU:s fågeldirektiv där det uttryckligen står att direktivet gäller för fåglar samt för deras ägg, bon och </w:t>
-      </w:r>
-      <w:r>
-        <w:rPr>
-          <w:b/>
-        </w:rPr>
-        <w:t xml:space="preserve">livsmiljöer </w:t>
-      </w:r>
-      <w:r>
-        <w:t>(artikel 1). Vidare att de åtgärder som vidtas inte får leda till en försämring av den nuvarande situationen beträffande bevarandet av de fågelarter som avses i artikel 1 (artikel 13). Fågeldirektivet är styrande för tillsynsansvariga myndigheters ärendehantering, ställningstaganden och beslutsfattande.</w:t>
+        <w:t>Nedan följer beskrivningar av de naturvårdsarter och fridlysta arter som har sina livsmiljöer och växtplatser i den avverkningsanmälda skogen. Se även ytterligare artfakta i BILAGA 1. De påträffade naturvårdsarterna är ett tydligt kvitto på att det rör sig om en skog med höga naturvärden.</w:t>
       </w:r>
     </w:p>
     <w:p>
@@ -156,8 +129,25 @@
       </w:r>
     </w:p>
     <w:p>
+      <w:pPr>
+        <w:pStyle w:val="Heading1"/>
+      </w:pPr>
       <w:r>
-        <w:t>I BILAGA 1 finns mer detaljerad information om ekologi samt krav på livsmiljö hos fridlysta arter.</w:t>
+        <w:t>EU:s fågeldirektiv</w:t>
+      </w:r>
+    </w:p>
+    <w:p>
+      <w:r>
+        <w:t xml:space="preserve">Europeiska unionens medlemsländer är skyldiga att agera i enlighet med EU:s fågeldirektiv där det uttryckligen står att direktivet gäller för fåglar samt för deras ägg, bon och </w:t>
+      </w:r>
+      <w:r>
+        <w:rPr>
+          <w:b/>
+        </w:rPr>
+        <w:t xml:space="preserve">livsmiljöer </w:t>
+      </w:r>
+      <w:r>
+        <w:t>(artikel 1). Vidare att de åtgärder som vidtas inte får leda till en försämring av den nuvarande situationen beträffande bevarandet av de fågelarter som avses i artikel 1 (artikel 13). Fågeldirektivet är styrande för tillsynsansvariga myndigheters ärendehantering, ställningstaganden och beslutsfattande.</w:t>
       </w:r>
     </w:p>
     <w:p>
@@ -373,7 +363,7 @@
     <w:r>
       <w:tab/>
       <w:tab/>
-      <w:t>2026-06-20</w:t>
+      <w:t>2026-06-21</w:t>
       <w:br/>
       <w:br/>
     </w:r>

--- a/tillsyn/A 1515-2024 tillsynsbegäran.docx
+++ b/tillsyn/A 1515-2024 tillsynsbegäran.docx
@@ -363,7 +363,7 @@
     <w:r>
       <w:tab/>
       <w:tab/>
-      <w:t>2026-06-21</w:t>
+      <w:t>2026-06-22</w:t>
       <w:br/>
       <w:br/>
     </w:r>

--- a/tillsyn/A 1515-2024 tillsynsbegäran.docx
+++ b/tillsyn/A 1515-2024 tillsynsbegäran.docx
@@ -363,7 +363,7 @@
     <w:r>
       <w:tab/>
       <w:tab/>
-      <w:t>2026-06-22</w:t>
+      <w:t>2026-06-23</w:t>
       <w:br/>
       <w:br/>
     </w:r>

--- a/tillsyn/A 1515-2024 tillsynsbegäran.docx
+++ b/tillsyn/A 1515-2024 tillsynsbegäran.docx
@@ -363,7 +363,7 @@
     <w:r>
       <w:tab/>
       <w:tab/>
-      <w:t>2026-06-23</w:t>
+      <w:t>2026-06-24</w:t>
       <w:br/>
       <w:br/>
     </w:r>

--- a/tillsyn/A 1515-2024 tillsynsbegäran.docx
+++ b/tillsyn/A 1515-2024 tillsynsbegäran.docx
@@ -363,7 +363,7 @@
     <w:r>
       <w:tab/>
       <w:tab/>
-      <w:t>2026-06-24</w:t>
+      <w:t>2026-06-25</w:t>
       <w:br/>
       <w:br/>
     </w:r>

--- a/tillsyn/A 1515-2024 tillsynsbegäran.docx
+++ b/tillsyn/A 1515-2024 tillsynsbegäran.docx
@@ -363,7 +363,7 @@
     <w:r>
       <w:tab/>
       <w:tab/>
-      <w:t>2026-06-25</w:t>
+      <w:t>2026-06-26</w:t>
       <w:br/>
       <w:br/>
     </w:r>

--- a/tillsyn/A 1515-2024 tillsynsbegäran.docx
+++ b/tillsyn/A 1515-2024 tillsynsbegäran.docx
@@ -363,7 +363,7 @@
     <w:r>
       <w:tab/>
       <w:tab/>
-      <w:t>2026-06-26</w:t>
+      <w:t>2026-06-27</w:t>
       <w:br/>
       <w:br/>
     </w:r>

--- a/tillsyn/A 1515-2024 tillsynsbegäran.docx
+++ b/tillsyn/A 1515-2024 tillsynsbegäran.docx
@@ -363,7 +363,7 @@
     <w:r>
       <w:tab/>
       <w:tab/>
-      <w:t>2026-06-27</w:t>
+      <w:t>2026-06-28</w:t>
       <w:br/>
       <w:br/>
     </w:r>

--- a/tillsyn/A 1515-2024 tillsynsbegäran.docx
+++ b/tillsyn/A 1515-2024 tillsynsbegäran.docx
@@ -363,7 +363,7 @@
     <w:r>
       <w:tab/>
       <w:tab/>
-      <w:t>2026-06-28</w:t>
+      <w:t>2026-06-29</w:t>
       <w:br/>
       <w:br/>
     </w:r>

--- a/tillsyn/A 1515-2024 tillsynsbegäran.docx
+++ b/tillsyn/A 1515-2024 tillsynsbegäran.docx
@@ -363,7 +363,7 @@
     <w:r>
       <w:tab/>
       <w:tab/>
-      <w:t>2026-06-29</w:t>
+      <w:t>2026-06-30</w:t>
       <w:br/>
       <w:br/>
     </w:r>

--- a/tillsyn/A 1515-2024 tillsynsbegäran.docx
+++ b/tillsyn/A 1515-2024 tillsynsbegäran.docx
@@ -363,7 +363,7 @@
     <w:r>
       <w:tab/>
       <w:tab/>
-      <w:t>2026-06-30</w:t>
+      <w:t>2026-07-01</w:t>
       <w:br/>
       <w:br/>
     </w:r>

--- a/tillsyn/A 1515-2024 tillsynsbegäran.docx
+++ b/tillsyn/A 1515-2024 tillsynsbegäran.docx
@@ -363,7 +363,7 @@
     <w:r>
       <w:tab/>
       <w:tab/>
-      <w:t>2026-07-13</w:t>
+      <w:t>2026-07-14</w:t>
       <w:br/>
       <w:br/>
     </w:r>

--- a/tillsyn/A 1515-2024 tillsynsbegäran.docx
+++ b/tillsyn/A 1515-2024 tillsynsbegäran.docx
@@ -363,7 +363,7 @@
     <w:r>
       <w:tab/>
       <w:tab/>
-      <w:t>2026-07-14</w:t>
+      <w:t>2026-07-15</w:t>
       <w:br/>
       <w:br/>
     </w:r>

--- a/tillsyn/A 1515-2024 tillsynsbegäran.docx
+++ b/tillsyn/A 1515-2024 tillsynsbegäran.docx
@@ -363,7 +363,7 @@
     <w:r>
       <w:tab/>
       <w:tab/>
-      <w:t>2026-07-15</w:t>
+      <w:t>2026-07-16</w:t>
       <w:br/>
       <w:br/>
     </w:r>

--- a/tillsyn/A 1515-2024 tillsynsbegäran.docx
+++ b/tillsyn/A 1515-2024 tillsynsbegäran.docx
@@ -363,7 +363,7 @@
     <w:r>
       <w:tab/>
       <w:tab/>
-      <w:t>2026-07-16</w:t>
+      <w:t>2026-07-17</w:t>
       <w:br/>
       <w:br/>
     </w:r>

--- a/tillsyn/A 1515-2024 tillsynsbegäran.docx
+++ b/tillsyn/A 1515-2024 tillsynsbegäran.docx
@@ -363,7 +363,7 @@
     <w:r>
       <w:tab/>
       <w:tab/>
-      <w:t>2026-07-17</w:t>
+      <w:t>2026-07-18</w:t>
       <w:br/>
       <w:br/>
     </w:r>

--- a/tillsyn/A 1515-2024 tillsynsbegäran.docx
+++ b/tillsyn/A 1515-2024 tillsynsbegäran.docx
@@ -363,7 +363,7 @@
     <w:r>
       <w:tab/>
       <w:tab/>
-      <w:t>2026-07-18</w:t>
+      <w:t>2026-07-19</w:t>
       <w:br/>
       <w:br/>
     </w:r>

--- a/tillsyn/A 1515-2024 tillsynsbegäran.docx
+++ b/tillsyn/A 1515-2024 tillsynsbegäran.docx
@@ -363,7 +363,7 @@
     <w:r>
       <w:tab/>
       <w:tab/>
-      <w:t>2026-07-19</w:t>
+      <w:t>2026-07-20</w:t>
       <w:br/>
       <w:br/>
     </w:r>

--- a/tillsyn/A 1515-2024 tillsynsbegäran.docx
+++ b/tillsyn/A 1515-2024 tillsynsbegäran.docx
@@ -363,7 +363,7 @@
     <w:r>
       <w:tab/>
       <w:tab/>
-      <w:t>2026-07-20</w:t>
+      <w:t>2026-07-21</w:t>
       <w:br/>
       <w:br/>
     </w:r>

--- a/tillsyn/A 1515-2024 tillsynsbegäran.docx
+++ b/tillsyn/A 1515-2024 tillsynsbegäran.docx
@@ -363,7 +363,7 @@
     <w:r>
       <w:tab/>
       <w:tab/>
-      <w:t>2026-07-21</w:t>
+      <w:t>2026-07-22</w:t>
       <w:br/>
       <w:br/>
     </w:r>

--- a/tillsyn/A 1515-2024 tillsynsbegäran.docx
+++ b/tillsyn/A 1515-2024 tillsynsbegäran.docx
@@ -363,7 +363,7 @@
     <w:r>
       <w:tab/>
       <w:tab/>
-      <w:t>2026-07-22</w:t>
+      <w:t>2026-07-23</w:t>
       <w:br/>
       <w:br/>
     </w:r>

--- a/tillsyn/A 1515-2024 tillsynsbegäran.docx
+++ b/tillsyn/A 1515-2024 tillsynsbegäran.docx
@@ -363,7 +363,7 @@
     <w:r>
       <w:tab/>
       <w:tab/>
-      <w:t>2026-07-23</w:t>
+      <w:t>2026-07-24</w:t>
       <w:br/>
       <w:br/>
     </w:r>

--- a/tillsyn/A 1515-2024 tillsynsbegäran.docx
+++ b/tillsyn/A 1515-2024 tillsynsbegäran.docx
@@ -60,7 +60,7 @@
         <w:spacing w:after="240"/>
       </w:pPr>
       <w:r>
-        <w:t>Figur 1. Fyndplatser för naturvårdsarter i avverkningsanmälan. Markörer utan svart kant är placerade på fyndplatsen. Markörer med svart kant är placerade vid sidan av fyndplatsen har ett svart streck som visar fyndplatsens exakta position. Kartans mittpunktskoordinat är N 6556242, E 485169 i SWEREF 99 TM.</w:t>
+        <w:t>Figur 1. Fyndplatser för naturvårdsarter i avverkningsanmälan. Markörer utan svart kant är placerade på fyndplatsen. Markörer med svart kant är placerade vid sidan av fyndplatsen och har ett svart streck som visar fyndplatsens exakta position. Kartans mittpunktskoordinat är N 6556242, E 485169 i SWEREF 99 TM.</w:t>
       </w:r>
     </w:p>
     <w:p>
@@ -363,7 +363,7 @@
     <w:r>
       <w:tab/>
       <w:tab/>
-      <w:t>2026-08-14</w:t>
+      <w:t>2026-08-15</w:t>
       <w:br/>
       <w:br/>
     </w:r>

--- a/tillsyn/A 1515-2024 tillsynsbegäran.docx
+++ b/tillsyn/A 1515-2024 tillsynsbegäran.docx
@@ -363,7 +363,7 @@
     <w:r>
       <w:tab/>
       <w:tab/>
-      <w:t>2026-08-15</w:t>
+      <w:t>2026-08-16</w:t>
       <w:br/>
       <w:br/>
     </w:r>

--- a/tillsyn/A 1515-2024 tillsynsbegäran.docx
+++ b/tillsyn/A 1515-2024 tillsynsbegäran.docx
@@ -363,7 +363,7 @@
     <w:r>
       <w:tab/>
       <w:tab/>
-      <w:t>2026-08-16</w:t>
+      <w:t>2026-08-17</w:t>
       <w:br/>
       <w:br/>
     </w:r>

--- a/tillsyn/A 1515-2024 tillsynsbegäran.docx
+++ b/tillsyn/A 1515-2024 tillsynsbegäran.docx
@@ -363,7 +363,7 @@
     <w:r>
       <w:tab/>
       <w:tab/>
-      <w:t>2026-08-17</w:t>
+      <w:t>2026-08-18</w:t>
       <w:br/>
       <w:br/>
     </w:r>

--- a/tillsyn/A 1515-2024 tillsynsbegäran.docx
+++ b/tillsyn/A 1515-2024 tillsynsbegäran.docx
@@ -363,7 +363,7 @@
     <w:r>
       <w:tab/>
       <w:tab/>
-      <w:t>2026-08-18</w:t>
+      <w:t>2026-08-19</w:t>
       <w:br/>
       <w:br/>
     </w:r>

--- a/tillsyn/A 1515-2024 tillsynsbegäran.docx
+++ b/tillsyn/A 1515-2024 tillsynsbegäran.docx
@@ -363,7 +363,7 @@
     <w:r>
       <w:tab/>
       <w:tab/>
-      <w:t>2026-08-19</w:t>
+      <w:t>2026-08-20</w:t>
       <w:br/>
       <w:br/>
     </w:r>

--- a/tillsyn/A 1515-2024 tillsynsbegäran.docx
+++ b/tillsyn/A 1515-2024 tillsynsbegäran.docx
@@ -363,7 +363,7 @@
     <w:r>
       <w:tab/>
       <w:tab/>
-      <w:t>2026-08-20</w:t>
+      <w:t>2026-08-21</w:t>
       <w:br/>
       <w:br/>
     </w:r>

--- a/tillsyn/A 1515-2024 tillsynsbegäran.docx
+++ b/tillsyn/A 1515-2024 tillsynsbegäran.docx
@@ -363,7 +363,7 @@
     <w:r>
       <w:tab/>
       <w:tab/>
-      <w:t>2026-08-21</w:t>
+      <w:t>2026-08-22</w:t>
       <w:br/>
       <w:br/>
     </w:r>

--- a/tillsyn/A 1515-2024 tillsynsbegäran.docx
+++ b/tillsyn/A 1515-2024 tillsynsbegäran.docx
@@ -363,7 +363,7 @@
     <w:r>
       <w:tab/>
       <w:tab/>
-      <w:t>2026-08-22</w:t>
+      <w:t>2026-08-23</w:t>
       <w:br/>
       <w:br/>
     </w:r>

--- a/tillsyn/A 1515-2024 tillsynsbegäran.docx
+++ b/tillsyn/A 1515-2024 tillsynsbegäran.docx
@@ -363,7 +363,7 @@
     <w:r>
       <w:tab/>
       <w:tab/>
-      <w:t>2026-08-23</w:t>
+      <w:t>2026-08-24</w:t>
       <w:br/>
       <w:br/>
     </w:r>

--- a/tillsyn/A 1515-2024 tillsynsbegäran.docx
+++ b/tillsyn/A 1515-2024 tillsynsbegäran.docx
@@ -363,7 +363,7 @@
     <w:r>
       <w:tab/>
       <w:tab/>
-      <w:t>2026-08-24</w:t>
+      <w:t>2026-08-25</w:t>
       <w:br/>
       <w:br/>
     </w:r>

--- a/tillsyn/A 1515-2024 tillsynsbegäran.docx
+++ b/tillsyn/A 1515-2024 tillsynsbegäran.docx
@@ -363,7 +363,7 @@
     <w:r>
       <w:tab/>
       <w:tab/>
-      <w:t>2026-08-25</w:t>
+      <w:t>2026-08-26</w:t>
       <w:br/>
       <w:br/>
     </w:r>

--- a/tillsyn/A 1515-2024 tillsynsbegäran.docx
+++ b/tillsyn/A 1515-2024 tillsynsbegäran.docx
@@ -363,7 +363,7 @@
     <w:r>
       <w:tab/>
       <w:tab/>
-      <w:t>2026-08-26</w:t>
+      <w:t>2026-08-27</w:t>
       <w:br/>
       <w:br/>
     </w:r>

--- a/tillsyn/A 1515-2024 tillsynsbegäran.docx
+++ b/tillsyn/A 1515-2024 tillsynsbegäran.docx
@@ -363,7 +363,7 @@
     <w:r>
       <w:tab/>
       <w:tab/>
-      <w:t>2026-08-27</w:t>
+      <w:t>2026-08-28</w:t>
       <w:br/>
       <w:br/>
     </w:r>

--- a/tillsyn/A 1515-2024 tillsynsbegäran.docx
+++ b/tillsyn/A 1515-2024 tillsynsbegäran.docx
@@ -363,7 +363,7 @@
     <w:r>
       <w:tab/>
       <w:tab/>
-      <w:t>2026-08-28</w:t>
+      <w:t>2026-08-29</w:t>
       <w:br/>
       <w:br/>
     </w:r>

--- a/tillsyn/A 1515-2024 tillsynsbegäran.docx
+++ b/tillsyn/A 1515-2024 tillsynsbegäran.docx
@@ -363,7 +363,7 @@
     <w:r>
       <w:tab/>
       <w:tab/>
-      <w:t>2026-08-29</w:t>
+      <w:t>2026-08-31</w:t>
       <w:br/>
       <w:br/>
     </w:r>

--- a/tillsyn/A 1515-2024 tillsynsbegäran.docx
+++ b/tillsyn/A 1515-2024 tillsynsbegäran.docx
@@ -363,7 +363,7 @@
     <w:r>
       <w:tab/>
       <w:tab/>
-      <w:t>2026-08-31</w:t>
+      <w:t>2026-09-01</w:t>
       <w:br/>
       <w:br/>
     </w:r>

--- a/tillsyn/A 1515-2024 tillsynsbegäran.docx
+++ b/tillsyn/A 1515-2024 tillsynsbegäran.docx
@@ -363,7 +363,7 @@
     <w:r>
       <w:tab/>
       <w:tab/>
-      <w:t>2026-09-01</w:t>
+      <w:t>2026-09-02</w:t>
       <w:br/>
       <w:br/>
     </w:r>

--- a/tillsyn/A 1515-2024 tillsynsbegäran.docx
+++ b/tillsyn/A 1515-2024 tillsynsbegäran.docx
@@ -363,7 +363,7 @@
     <w:r>
       <w:tab/>
       <w:tab/>
-      <w:t>2026-09-02</w:t>
+      <w:t>2026-09-03</w:t>
       <w:br/>
       <w:br/>
     </w:r>

--- a/tillsyn/A 1515-2024 tillsynsbegäran.docx
+++ b/tillsyn/A 1515-2024 tillsynsbegäran.docx
@@ -363,7 +363,7 @@
     <w:r>
       <w:tab/>
       <w:tab/>
-      <w:t>2026-09-03</w:t>
+      <w:t>2026-09-04</w:t>
       <w:br/>
       <w:br/>
     </w:r>

--- a/tillsyn/A 1515-2024 tillsynsbegäran.docx
+++ b/tillsyn/A 1515-2024 tillsynsbegäran.docx
@@ -363,7 +363,7 @@
     <w:r>
       <w:tab/>
       <w:tab/>
-      <w:t>2026-09-04</w:t>
+      <w:t>2026-09-05</w:t>
       <w:br/>
       <w:br/>
     </w:r>
